--- a/svoyo-delo/대본/8부/06화_Usloviya_Volkova.docx
+++ b/svoyo-delo/대본/8부/06화_Usloviya_Volkova.docx
@@ -1027,7 +1027,7 @@
         <w:t xml:space="preserve"> </w:t>
       </w:r>
       <w:r>
-        <w:t xml:space="preserve">- 규칙: 지문 없음. 전 화 100% 「화자명: 대사」. 1턴 18단어 이내 + 긴 턴 10~15회(30~55단어). 문법 초점(C1+): 수동·재귀 공문체(выводится из оборота, реорганизуется, осуществляется централизованно), 목적 구문 연쇄(Чтобы…, Чтобы…), 대조 은유(не дверь — окно), 공식 거절문(Ваши условия прочитаны. Они неприемлемы).</w:t>
+        <w:t xml:space="preserve">- 규칙: 지문 없음. 전 화 100% 「화자명: 대사」. 1턴 24단어 이내 + 긴 턴 10~15회(35~60단어). 문법 초점(C1+): 수동·재귀 공문체(выводится из оборота, реорганизуется, осуществляется централизованно), 목적 구문 연쇄(Чтобы…, Чтобы…), 대조 은유(не дверь — окно), 공식 거절문(Ваши условия прочитаны. Они неприемлемы).</w:t>
       </w:r>
       <w:r>
         <w:t xml:space="preserve"> </w:t>
@@ -1191,23 +1191,23 @@
         <w:pStyle w:val="FirstParagraph"/>
       </w:pPr>
       <w:r>
-        <w:t xml:space="preserve">ALEKSEY: Оля, Ира, вы на связи? Пришло. Одна страница. Заголовок: «Перевод на русский».</w:t>
-      </w:r>
-    </w:p>
-    <w:p>
-      <w:pPr>
-        <w:pStyle w:val="BodyText"/>
-      </w:pPr>
-      <w:r>
-        <w:t xml:space="preserve">OLGA: Мы в офисе. Обе. Ирина не ушла домой. Я тоже. Читай. Нет — я прочитаю. Мне тоже прислали.</w:t>
-      </w:r>
-    </w:p>
-    <w:p>
-      <w:pPr>
-        <w:pStyle w:val="BodyText"/>
-      </w:pPr>
-      <w:r>
-        <w:t xml:space="preserve">IRINA: Читай медленно, Ольга. Я записываю.</w:t>
+        <w:t xml:space="preserve">ALEKSEY: Оля, Ира, вы на связи? Пришло: одна страница, а заголовок — «Перевод на русский».</w:t>
+      </w:r>
+    </w:p>
+    <w:p>
+      <w:pPr>
+        <w:pStyle w:val="BodyText"/>
+      </w:pPr>
+      <w:r>
+        <w:t xml:space="preserve">OLGA: Мы в офисе, обе: Ирина домой не ушла, и я тоже. Читай… Нет, лучше я прочитаю, мне тоже прислали.</w:t>
+      </w:r>
+    </w:p>
+    <w:p>
+      <w:pPr>
+        <w:pStyle w:val="BodyText"/>
+      </w:pPr>
+      <w:r>
+        <w:t xml:space="preserve">IRINA: Читай медленно, Ольга, я всё записываю, чтобы потом ничего не перепутать.</w:t>
       </w:r>
     </w:p>
     <w:p>
@@ -1223,87 +1223,87 @@
         <w:pStyle w:val="BodyText"/>
       </w:pPr>
       <w:r>
-        <w:t xml:space="preserve">ALEKSEY: Выводится. Не «интегрируется». Выводится.</w:t>
-      </w:r>
-    </w:p>
-    <w:p>
-      <w:pPr>
-        <w:pStyle w:val="BodyText"/>
-      </w:pPr>
-      <w:r>
-        <w:t xml:space="preserve">OLGA: Дальше. «Продукция реализуется под брендом „Седжин” и под брендом Покупателя „Северная Премиум”».</w:t>
-      </w:r>
-    </w:p>
-    <w:p>
-      <w:pPr>
-        <w:pStyle w:val="BodyText"/>
-      </w:pPr>
-      <w:r>
-        <w:t xml:space="preserve">IRINA: «Северная Премиум». У него есть свой премиум?</w:t>
-      </w:r>
-    </w:p>
-    <w:p>
-      <w:pPr>
-        <w:pStyle w:val="BodyText"/>
-      </w:pPr>
-      <w:r>
-        <w:t xml:space="preserve">OLGA: Будет. Итальянский гель. Он купил права в августе. Я проверила реестр. Пока вы говорили.</w:t>
-      </w:r>
-    </w:p>
-    <w:p>
-      <w:pPr>
-        <w:pStyle w:val="BodyText"/>
-      </w:pPr>
-      <w:r>
-        <w:t xml:space="preserve">ALEKSEY: В августе. До предложения. Он уже тогда знал, куда денет «Ладогу».</w:t>
-      </w:r>
-    </w:p>
-    <w:p>
-      <w:pPr>
-        <w:pStyle w:val="BodyText"/>
-      </w:pPr>
-      <w:r>
-        <w:t xml:space="preserve">OLGA: Он всегда знает. Это его профессия. Ланской говорил.</w:t>
-      </w:r>
-    </w:p>
-    <w:p>
-      <w:pPr>
-        <w:pStyle w:val="BodyText"/>
-      </w:pPr>
-      <w:r>
-        <w:t xml:space="preserve">IRINA: Значит, бабушкин почерк — в мусор. Через год.</w:t>
-      </w:r>
-    </w:p>
-    <w:p>
-      <w:pPr>
-        <w:pStyle w:val="BodyText"/>
-      </w:pPr>
-      <w:r>
-        <w:t xml:space="preserve">ALEKSEY: Через год. Я стою у выхода двадцать семь. Посадка через сорок минут. Читай дальше, Оля.</w:t>
-      </w:r>
-    </w:p>
-    <w:p>
-      <w:pPr>
-        <w:pStyle w:val="BodyText"/>
-      </w:pPr>
-      <w:r>
-        <w:t xml:space="preserve">OLGA: Пункт два — твой центр. Готовься.</w:t>
-      </w:r>
-    </w:p>
-    <w:p>
-      <w:pPr>
-        <w:pStyle w:val="BodyText"/>
-      </w:pPr>
-      <w:r>
-        <w:t xml:space="preserve">ALEKSEY: Я готов.</w:t>
-      </w:r>
-    </w:p>
-    <w:p>
-      <w:pPr>
-        <w:pStyle w:val="BodyText"/>
-      </w:pPr>
-      <w:r>
-        <w:t xml:space="preserve">IRINA: Никто не готов. Читай, Ольга.</w:t>
+        <w:t xml:space="preserve">ALEKSEY: Выводится. Не «интегрируется», как было в первом письме, а выводится.</w:t>
+      </w:r>
+    </w:p>
+    <w:p>
+      <w:pPr>
+        <w:pStyle w:val="BodyText"/>
+      </w:pPr>
+      <w:r>
+        <w:t xml:space="preserve">OLGA: Дальше: «Продукция реализуется под брендом „Седжин” и под брендом Покупателя „Северная Премиум”».</w:t>
+      </w:r>
+    </w:p>
+    <w:p>
+      <w:pPr>
+        <w:pStyle w:val="BodyText"/>
+      </w:pPr>
+      <w:r>
+        <w:t xml:space="preserve">IRINA: «Северная Премиум»? У него что, есть свой премиум?</w:t>
+      </w:r>
+    </w:p>
+    <w:p>
+      <w:pPr>
+        <w:pStyle w:val="BodyText"/>
+      </w:pPr>
+      <w:r>
+        <w:t xml:space="preserve">OLGA: Будет. Это итальянский гель, он купил права в августе. Я проверила реестр, пока вы говорили.</w:t>
+      </w:r>
+    </w:p>
+    <w:p>
+      <w:pPr>
+        <w:pStyle w:val="BodyText"/>
+      </w:pPr>
+      <w:r>
+        <w:t xml:space="preserve">ALEKSEY: В августе, то есть до предложения. Значит, он уже тогда знал, куда денет «Ладогу».</w:t>
+      </w:r>
+    </w:p>
+    <w:p>
+      <w:pPr>
+        <w:pStyle w:val="BodyText"/>
+      </w:pPr>
+      <w:r>
+        <w:t xml:space="preserve">OLGA: Он всегда знает, это его профессия. Ланской нам так и говорил, а мы тогда не до конца поверили.</w:t>
+      </w:r>
+    </w:p>
+    <w:p>
+      <w:pPr>
+        <w:pStyle w:val="BodyText"/>
+      </w:pPr>
+      <w:r>
+        <w:t xml:space="preserve">IRINA: Значит, бабушкин почерк через год отправится в мусор.</w:t>
+      </w:r>
+    </w:p>
+    <w:p>
+      <w:pPr>
+        <w:pStyle w:val="BodyText"/>
+      </w:pPr>
+      <w:r>
+        <w:t xml:space="preserve">ALEKSEY: Через год. Я стою у выхода двадцать семь, посадка через сорок минут. Читай дальше, Оля.</w:t>
+      </w:r>
+    </w:p>
+    <w:p>
+      <w:pPr>
+        <w:pStyle w:val="BodyText"/>
+      </w:pPr>
+      <w:r>
+        <w:t xml:space="preserve">OLGA: Пункт два — про твой центр. Готовься, Лёша, это тяжело.</w:t>
+      </w:r>
+    </w:p>
+    <w:p>
+      <w:pPr>
+        <w:pStyle w:val="BodyText"/>
+      </w:pPr>
+      <w:r>
+        <w:t xml:space="preserve">ALEKSEY: Я готов, читай, пожалуйста. Лучше услышать это сейчас, чем потом от Корниловой.</w:t>
+      </w:r>
+    </w:p>
+    <w:p>
+      <w:pPr>
+        <w:pStyle w:val="BodyText"/>
+      </w:pPr>
+      <w:r>
+        <w:t xml:space="preserve">IRINA: Никто к такому не готов. Читай, Ольга, не тяни.</w:t>
       </w:r>
     </w:p>
     <w:bookmarkEnd w:id="21"/>
@@ -1321,39 +1321,39 @@
         <w:pStyle w:val="FirstParagraph"/>
       </w:pPr>
       <w:r>
-        <w:t xml:space="preserve">OLGA: Пункт два: «Учебный центр реорганизуется в формат однодневной продуктовой презентации. Сертификация врачей прекращается. Договор с доктором Корниловой не продлевается». Вот так. Три предложения. Тридцать один год Корниловой — в три предложения. Без подписи. Без её фамилии в заголовке — только в последней строке.</w:t>
-      </w:r>
-    </w:p>
-    <w:p>
-      <w:pPr>
-        <w:pStyle w:val="BodyText"/>
-      </w:pPr>
-      <w:r>
-        <w:t xml:space="preserve">IRINA: Однодневная презентация. Это то, что мы делали в первый месяц. До Корниловой.</w:t>
-      </w:r>
-    </w:p>
-    <w:p>
-      <w:pPr>
-        <w:pStyle w:val="BodyText"/>
-      </w:pPr>
-      <w:r>
-        <w:t xml:space="preserve">ALEKSEY: Шесть модулей и экзамен — в один день. Без экзамена. Это значит — колоть будет любой, кто купил.</w:t>
-      </w:r>
-    </w:p>
-    <w:p>
-      <w:pPr>
-        <w:pStyle w:val="BodyText"/>
-      </w:pPr>
-      <w:r>
-        <w:t xml:space="preserve">OLGA: Это значит больше, Лёша. Сертификация — это наш договор с клиниками. «Ладогу» продаём только сертифицированным врачам, это пункт в каждом договоре поставки. Нет сертификации — нет ограничения. Нет ограничения — продаём всем, кто платит. Мастерам в подвале тоже. Как в первый год, только с хорошими документами.</w:t>
-      </w:r>
-    </w:p>
-    <w:p>
-      <w:pPr>
-        <w:pStyle w:val="BodyText"/>
-      </w:pPr>
-      <w:r>
-        <w:t xml:space="preserve">IRINA: Продажи вырастут. В два раза. Минимум. Он это посчитал.</w:t>
+        <w:t xml:space="preserve">OLGA: Пункт два: «Учебный центр реорганизуется в формат однодневной продуктовой презентации. Сертификация врачей прекращается. Договор с доктором Корниловой не продлевается». Вот так, три предложения. Тридцать один год Корниловой уместился в три предложения, без подписи и без её фамилии в заголовке, только в последней строке.</w:t>
+      </w:r>
+    </w:p>
+    <w:p>
+      <w:pPr>
+        <w:pStyle w:val="BodyText"/>
+      </w:pPr>
+      <w:r>
+        <w:t xml:space="preserve">IRINA: Однодневная презентация — это то, что мы делали в первый месяц, ещё до Корниловой.</w:t>
+      </w:r>
+    </w:p>
+    <w:p>
+      <w:pPr>
+        <w:pStyle w:val="BodyText"/>
+      </w:pPr>
+      <w:r>
+        <w:t xml:space="preserve">ALEKSEY: Шесть модулей и экзамен превращаются в один день без экзамена. Это значит, что колоть будет любой, кто купил.</w:t>
+      </w:r>
+    </w:p>
+    <w:p>
+      <w:pPr>
+        <w:pStyle w:val="BodyText"/>
+      </w:pPr>
+      <w:r>
+        <w:t xml:space="preserve">OLGA: Это значит больше, Лёша. Сертификация — это наш договор с клиниками: «Ладогу» продаём только сертифицированным врачам, это пункт в каждом договоре поставки. Нет сертификации — нет ограничения, а нет ограничения — продаём всем, кто платит, мастерам в подвале тоже. Как в первый год, только с хорошими документами.</w:t>
+      </w:r>
+    </w:p>
+    <w:p>
+      <w:pPr>
+        <w:pStyle w:val="BodyText"/>
+      </w:pPr>
+      <w:r>
+        <w:t xml:space="preserve">IRINA: Продажи вырастут минимум в два раза. Он это, конечно, посчитал.</w:t>
       </w:r>
     </w:p>
     <w:p>
@@ -1369,207 +1369,207 @@
         <w:pStyle w:val="BodyText"/>
       </w:pPr>
       <w:r>
-        <w:t xml:space="preserve">ALEKSEY: Страховой партнёр. Ночью звонит женщина с белой губой — а ей отвечает страховая.</w:t>
-      </w:r>
-    </w:p>
-    <w:p>
-      <w:pPr>
-        <w:pStyle w:val="BodyText"/>
-      </w:pPr>
-      <w:r>
-        <w:t xml:space="preserve">IRINA: Страховая не приезжает. Страховая — оформляет.</w:t>
-      </w:r>
-    </w:p>
-    <w:p>
-      <w:pPr>
-        <w:pStyle w:val="BodyText"/>
-      </w:pPr>
-      <w:r>
-        <w:t xml:space="preserve">OLGA: Пункт четыре. «Программа „После укола” прекращается. Действующие обязательства исполняются до истечения сроков».</w:t>
-      </w:r>
-    </w:p>
-    <w:p>
-      <w:pPr>
-        <w:pStyle w:val="BodyText"/>
-      </w:pPr>
-      <w:r>
-        <w:t xml:space="preserve">IRINA: Пятьдесят шесть миллионов в год — минус. Он вычеркнул нас с Гусаровой по строчкам. Точно по строчкам.</w:t>
-      </w:r>
-    </w:p>
-    <w:p>
-      <w:pPr>
-        <w:pStyle w:val="BodyText"/>
-      </w:pPr>
-      <w:r>
-        <w:t xml:space="preserve">OLGA: Пункт пять. «Функция контроля качества интегрируется в службу качества Покупателя. Право приостановки партий осуществляется централизованно».</w:t>
-      </w:r>
-    </w:p>
-    <w:p>
-      <w:pPr>
-        <w:pStyle w:val="BodyText"/>
-      </w:pPr>
-      <w:r>
-        <w:t xml:space="preserve">ALEKSEY: Централизованно. Значит — никем.</w:t>
-      </w:r>
-    </w:p>
-    <w:p>
-      <w:pPr>
-        <w:pStyle w:val="BodyText"/>
-      </w:pPr>
-      <w:r>
-        <w:t xml:space="preserve">IRINA: Значит — Шабановым. Или Денисом. Который считает ночную линию.</w:t>
-      </w:r>
-    </w:p>
-    <w:p>
-      <w:pPr>
-        <w:pStyle w:val="BodyText"/>
-      </w:pPr>
-      <w:r>
-        <w:t xml:space="preserve">OLGA: Рита это уже слышала. От его кадровика.</w:t>
-      </w:r>
-    </w:p>
-    <w:p>
-      <w:pPr>
-        <w:pStyle w:val="BodyText"/>
-      </w:pPr>
-      <w:r>
-        <w:t xml:space="preserve">ALEKSEY: «У нас партии не останавливают — продают».</w:t>
-      </w:r>
-    </w:p>
-    <w:p>
-      <w:pPr>
-        <w:pStyle w:val="BodyText"/>
-      </w:pPr>
-      <w:r>
-        <w:t xml:space="preserve">OLGA: Пункт шесть. Приложение семь. Ключевой персонал. Четырнадцать должностей. Сохраняются на двенадцать месяцев.</w:t>
-      </w:r>
-    </w:p>
-    <w:p>
-      <w:pPr>
-        <w:pStyle w:val="BodyText"/>
-      </w:pPr>
-      <w:r>
-        <w:t xml:space="preserve">ALEKSEY: Кто в списке?</w:t>
-      </w:r>
-    </w:p>
-    <w:p>
-      <w:pPr>
-        <w:pStyle w:val="BodyText"/>
-      </w:pPr>
-      <w:r>
-        <w:t xml:space="preserve">OLGA: Директор — три года. Продажи — семь человек. Финансовый — полгода, на передачу дел. Логистика — пять. Всё.</w:t>
-      </w:r>
-    </w:p>
-    <w:p>
-      <w:pPr>
-        <w:pStyle w:val="BodyText"/>
-      </w:pPr>
-      <w:r>
-        <w:t xml:space="preserve">IRINA: Финансовый директор — на передачу дел. Это я. Шесть месяцев. Потом — до свидания.</w:t>
-      </w:r>
-    </w:p>
-    <w:p>
-      <w:pPr>
-        <w:pStyle w:val="BodyText"/>
-      </w:pPr>
-      <w:r>
-        <w:t xml:space="preserve">ALEKSEY: А Рита? Корнилова? Валя? Юрист?</w:t>
-      </w:r>
-    </w:p>
-    <w:p>
-      <w:pPr>
-        <w:pStyle w:val="BodyText"/>
-      </w:pPr>
-      <w:r>
-        <w:t xml:space="preserve">OLGA: Юриста в списке нет. Меня нет. Риты нет. Линии нет. Центра нет. Четырнадцать — из ста двух.</w:t>
-      </w:r>
-    </w:p>
-    <w:p>
-      <w:pPr>
-        <w:pStyle w:val="BodyText"/>
-      </w:pPr>
-      <w:r>
-        <w:t xml:space="preserve">IRINA: Восемьдесят восемь человек — «оптимизация». Вот он, перевод на русский.</w:t>
-      </w:r>
-    </w:p>
-    <w:p>
-      <w:pPr>
-        <w:pStyle w:val="BodyText"/>
-      </w:pPr>
-      <w:r>
-        <w:t xml:space="preserve">ALEKSEY: Восемьдесят восемь. Из них шестьдесят одна подпись под письмом.</w:t>
-      </w:r>
-    </w:p>
-    <w:p>
-      <w:pPr>
-        <w:pStyle w:val="BodyText"/>
-      </w:pPr>
-      <w:r>
-        <w:t xml:space="preserve">IRINA: И Света. Тридцать восьмая. Она уже у него.</w:t>
-      </w:r>
-    </w:p>
-    <w:p>
-      <w:pPr>
-        <w:pStyle w:val="BodyText"/>
-      </w:pPr>
-      <w:r>
-        <w:t xml:space="preserve">ALEKSEY: Света ушла по своей воле. Эти восемьдесят восемь — по его.</w:t>
-      </w:r>
-    </w:p>
-    <w:p>
-      <w:pPr>
-        <w:pStyle w:val="BodyText"/>
-      </w:pPr>
-      <w:r>
-        <w:t xml:space="preserve">OLGA: Пункт семь, ответ на наши условия: «Занятость — шесть месяцев. Функции — не принимается. Неустойка — не принимается».</w:t>
-      </w:r>
-    </w:p>
-    <w:p>
-      <w:pPr>
-        <w:pStyle w:val="BodyText"/>
-      </w:pPr>
-      <w:r>
-        <w:t xml:space="preserve">IRINA: Не принимается. Без объяснения?</w:t>
-      </w:r>
-    </w:p>
-    <w:p>
-      <w:pPr>
-        <w:pStyle w:val="BodyText"/>
-      </w:pPr>
-      <w:r>
-        <w:t xml:space="preserve">OLGA: С объяснением. Одна строчка. «Премия к справедливой стоимости отражает свободу Покупателя в оптимизации операционной модели».</w:t>
-      </w:r>
-    </w:p>
-    <w:p>
-      <w:pPr>
-        <w:pStyle w:val="BodyText"/>
-      </w:pPr>
-      <w:r>
-        <w:t xml:space="preserve">ALEKSEY: Свобода оптимизации. Он покупает свободу закрыть. За девятьсот миллионов.</w:t>
-      </w:r>
-    </w:p>
-    <w:p>
-      <w:pPr>
-        <w:pStyle w:val="BodyText"/>
-      </w:pPr>
-      <w:r>
-        <w:t xml:space="preserve">IRINA: Гусарова сказала это первой. «Вы сами ему заплатите. Из своих ночных выездов».</w:t>
-      </w:r>
-    </w:p>
-    <w:p>
-      <w:pPr>
-        <w:pStyle w:val="BodyText"/>
-      </w:pPr>
-      <w:r>
-        <w:t xml:space="preserve">OLGA: Есть ещё пункт восемь. Последний. Он про тебя, Лёша.</w:t>
-      </w:r>
-    </w:p>
-    <w:p>
-      <w:pPr>
-        <w:pStyle w:val="BodyText"/>
-      </w:pPr>
-      <w:r>
-        <w:t xml:space="preserve">ALEKSEY: Читай.</w:t>
+        <w:t xml:space="preserve">ALEKSEY: Страховой партнёр. Ночью звонит женщина с белой губой, а ей отвечает страховая компания.</w:t>
+      </w:r>
+    </w:p>
+    <w:p>
+      <w:pPr>
+        <w:pStyle w:val="BodyText"/>
+      </w:pPr>
+      <w:r>
+        <w:t xml:space="preserve">IRINA: Страховая не приезжает на помощь, страховая только оформляет бумаги.</w:t>
+      </w:r>
+    </w:p>
+    <w:p>
+      <w:pPr>
+        <w:pStyle w:val="BodyText"/>
+      </w:pPr>
+      <w:r>
+        <w:t xml:space="preserve">OLGA: Пункт четыре: «Программа „После укола” прекращается. Действующие обязательства исполняются до истечения сроков».</w:t>
+      </w:r>
+    </w:p>
+    <w:p>
+      <w:pPr>
+        <w:pStyle w:val="BodyText"/>
+      </w:pPr>
+      <w:r>
+        <w:t xml:space="preserve">IRINA: Минус пятьдесят шесть миллионов в год. Он вычеркнул всё, что мы с Гусаровой нашли, точно по строчкам.</w:t>
+      </w:r>
+    </w:p>
+    <w:p>
+      <w:pPr>
+        <w:pStyle w:val="BodyText"/>
+      </w:pPr>
+      <w:r>
+        <w:t xml:space="preserve">OLGA: Пункт пять: «Функция контроля качества интегрируется в службу качества Покупателя. Право приостановки партий осуществляется централизованно».</w:t>
+      </w:r>
+    </w:p>
+    <w:p>
+      <w:pPr>
+        <w:pStyle w:val="BodyText"/>
+      </w:pPr>
+      <w:r>
+        <w:t xml:space="preserve">ALEKSEY: Осуществляется централизованно. Значит, на деле никем.</w:t>
+      </w:r>
+    </w:p>
+    <w:p>
+      <w:pPr>
+        <w:pStyle w:val="BodyText"/>
+      </w:pPr>
+      <w:r>
+        <w:t xml:space="preserve">IRINA: Значит, Шабановым или Денисом, который считает ночную линию расходом.</w:t>
+      </w:r>
+    </w:p>
+    <w:p>
+      <w:pPr>
+        <w:pStyle w:val="BodyText"/>
+      </w:pPr>
+      <w:r>
+        <w:t xml:space="preserve">OLGA: Рита это уже слышала от его кадровика, когда ей звонили.</w:t>
+      </w:r>
+    </w:p>
+    <w:p>
+      <w:pPr>
+        <w:pStyle w:val="BodyText"/>
+      </w:pPr>
+      <w:r>
+        <w:t xml:space="preserve">ALEKSEY: «У нас партии не останавливают — продают». Теперь это написано чёрным по белому.</w:t>
+      </w:r>
+    </w:p>
+    <w:p>
+      <w:pPr>
+        <w:pStyle w:val="BodyText"/>
+      </w:pPr>
+      <w:r>
+        <w:t xml:space="preserve">OLGA: Пункт шесть, приложение семь: ключевой персонал. Четырнадцать должностей, которые сохраняются на двенадцать месяцев.</w:t>
+      </w:r>
+    </w:p>
+    <w:p>
+      <w:pPr>
+        <w:pStyle w:val="BodyText"/>
+      </w:pPr>
+      <w:r>
+        <w:t xml:space="preserve">ALEKSEY: И кто же в этом списке, Оля?</w:t>
+      </w:r>
+    </w:p>
+    <w:p>
+      <w:pPr>
+        <w:pStyle w:val="BodyText"/>
+      </w:pPr>
+      <w:r>
+        <w:t xml:space="preserve">OLGA: Директор на три года, продажи — семь человек, финансовый директор на полгода для передачи дел и логистика — пять. Всё.</w:t>
+      </w:r>
+    </w:p>
+    <w:p>
+      <w:pPr>
+        <w:pStyle w:val="BodyText"/>
+      </w:pPr>
+      <w:r>
+        <w:t xml:space="preserve">IRINA: Финансовый директор на передачу дел — это я. Шесть месяцев, а потом до свидания.</w:t>
+      </w:r>
+    </w:p>
+    <w:p>
+      <w:pPr>
+        <w:pStyle w:val="BodyText"/>
+      </w:pPr>
+      <w:r>
+        <w:t xml:space="preserve">ALEKSEY: А Рита? Корнилова? Валя? Юрист? Их там нет?</w:t>
+      </w:r>
+    </w:p>
+    <w:p>
+      <w:pPr>
+        <w:pStyle w:val="BodyText"/>
+      </w:pPr>
+      <w:r>
+        <w:t xml:space="preserve">OLGA: Юриста в списке нет, то есть меня нет. Нет ни Риты, ни линии, ни центра. Четырнадцать человек из ста двух.</w:t>
+      </w:r>
+    </w:p>
+    <w:p>
+      <w:pPr>
+        <w:pStyle w:val="BodyText"/>
+      </w:pPr>
+      <w:r>
+        <w:t xml:space="preserve">IRINA: Восемьдесят восемь человек идут под «оптимизацию». Вот он, перевод на русский.</w:t>
+      </w:r>
+    </w:p>
+    <w:p>
+      <w:pPr>
+        <w:pStyle w:val="BodyText"/>
+      </w:pPr>
+      <w:r>
+        <w:t xml:space="preserve">ALEKSEY: Восемьдесят восемь, и шестьдесят одна из них подписались под письмом.</w:t>
+      </w:r>
+    </w:p>
+    <w:p>
+      <w:pPr>
+        <w:pStyle w:val="BodyText"/>
+      </w:pPr>
+      <w:r>
+        <w:t xml:space="preserve">IRINA: И ещё Света, тридцать восьмая подпись, которая уже у него.</w:t>
+      </w:r>
+    </w:p>
+    <w:p>
+      <w:pPr>
+        <w:pStyle w:val="BodyText"/>
+      </w:pPr>
+      <w:r>
+        <w:t xml:space="preserve">ALEKSEY: Света ушла по своей воле, а эти восемьдесят восемь уйдут по его воле.</w:t>
+      </w:r>
+    </w:p>
+    <w:p>
+      <w:pPr>
+        <w:pStyle w:val="BodyText"/>
+      </w:pPr>
+      <w:r>
+        <w:t xml:space="preserve">OLGA: Пункт семь — ответ на наши условия: «Занятость — шесть месяцев. Функции — не принимается. Неустойка — не принимается».</w:t>
+      </w:r>
+    </w:p>
+    <w:p>
+      <w:pPr>
+        <w:pStyle w:val="BodyText"/>
+      </w:pPr>
+      <w:r>
+        <w:t xml:space="preserve">IRINA: Не принимается? И даже без всякого объяснения?</w:t>
+      </w:r>
+    </w:p>
+    <w:p>
+      <w:pPr>
+        <w:pStyle w:val="BodyText"/>
+      </w:pPr>
+      <w:r>
+        <w:t xml:space="preserve">OLGA: С объяснением в одну строчку: «Премия к справедливой стоимости отражает свободу Покупателя в оптимизации операционной модели».</w:t>
+      </w:r>
+    </w:p>
+    <w:p>
+      <w:pPr>
+        <w:pStyle w:val="BodyText"/>
+      </w:pPr>
+      <w:r>
+        <w:t xml:space="preserve">ALEKSEY: Свобода оптимизации. Он покупает свободу закрыть, и платит за неё девятьсот миллионов.</w:t>
+      </w:r>
+    </w:p>
+    <w:p>
+      <w:pPr>
+        <w:pStyle w:val="BodyText"/>
+      </w:pPr>
+      <w:r>
+        <w:t xml:space="preserve">IRINA: Гусарова сказала это первой: «Вы сами ему заплатите. Из своих ночных выездов».</w:t>
+      </w:r>
+    </w:p>
+    <w:p>
+      <w:pPr>
+        <w:pStyle w:val="BodyText"/>
+      </w:pPr>
+      <w:r>
+        <w:t xml:space="preserve">OLGA: Есть ещё пункт восемь, последний. Он про тебя, Лёша.</w:t>
+      </w:r>
+    </w:p>
+    <w:p>
+      <w:pPr>
+        <w:pStyle w:val="BodyText"/>
+      </w:pPr>
+      <w:r>
+        <w:t xml:space="preserve">ALEKSEY: Читай, Оля, теперь уже всё равно.</w:t>
       </w:r>
     </w:p>
     <w:p>
@@ -1585,15 +1585,15 @@
         <w:pStyle w:val="BodyText"/>
       </w:pPr>
       <w:r>
-        <w:t xml:space="preserve">ALEKSEY: Двести миллионов. Сверху. Мне лично.</w:t>
-      </w:r>
-    </w:p>
-    <w:p>
-      <w:pPr>
-        <w:pStyle w:val="BodyText"/>
-      </w:pPr>
-      <w:r>
-        <w:t xml:space="preserve">IRINA: То есть — если вы сами закроете центр, линию и «Ладогу». Своими руками. За три года.</w:t>
+        <w:t xml:space="preserve">ALEKSEY: Двести миллионов, сверху, мне лично. Вот как это называется.</w:t>
+      </w:r>
+    </w:p>
+    <w:p>
+      <w:pPr>
+        <w:pStyle w:val="BodyText"/>
+      </w:pPr>
+      <w:r>
+        <w:t xml:space="preserve">IRINA: То есть если вы сами закроете центр, линию и «Ладогу», своими руками и за три года.</w:t>
       </w:r>
     </w:p>
     <w:bookmarkEnd w:id="22"/>
@@ -1619,231 +1619,231 @@
         <w:pStyle w:val="BodyText"/>
       </w:pPr>
       <w:r>
-        <w:t xml:space="preserve">OLGA: Он хорошо знает людей. Это хуже, чем знать цифры. Он знает, что директор, который закроет всё сам, своими руками, — дешевле, чем директор, которого придётся уволить. Уволенный директор идёт к журналистам. А директор с бонусом — молчит три года. И улыбается на корпоративах.</w:t>
-      </w:r>
-    </w:p>
-    <w:p>
-      <w:pPr>
-        <w:pStyle w:val="BodyText"/>
-      </w:pPr>
-      <w:r>
-        <w:t xml:space="preserve">IRINA: Ольга. Лёша. Можно я скажу? Пока ты не улетел.</w:t>
-      </w:r>
-    </w:p>
-    <w:p>
-      <w:pPr>
-        <w:pStyle w:val="BodyText"/>
-      </w:pPr>
-      <w:r>
-        <w:t xml:space="preserve">ALEKSEY: Говорите, Ирина. У меня тридцать минут.</w:t>
-      </w:r>
-    </w:p>
-    <w:p>
-      <w:pPr>
-        <w:pStyle w:val="BodyText"/>
-      </w:pPr>
-      <w:r>
-        <w:t xml:space="preserve">IRINA: Неделю назад я написала на доске: «Устала. Хочу выйти через дверь». Я и сейчас устала, Ольга. Ничего не изменилось за неделю. Восемьсот миллионов — те же. Мама — та же, очередь к врачу — та же. Я не стала смелее. Я просто прочитала одну страницу.</w:t>
-      </w:r>
-    </w:p>
-    <w:p>
-      <w:pPr>
-        <w:pStyle w:val="BodyText"/>
-      </w:pPr>
-      <w:r>
-        <w:t xml:space="preserve">OLGA: Ира…</w:t>
-      </w:r>
-    </w:p>
-    <w:p>
-      <w:pPr>
-        <w:pStyle w:val="BodyText"/>
-      </w:pPr>
-      <w:r>
-        <w:t xml:space="preserve">IRINA: Дай договорить. Я хотела выйти через дверь. Но я посмотрела, что за этой дверью. Восемьдесят восемь человек. Валя — к страховой. Рита — без права стопа. Корнилова — домой. Бабушкин почерк — в мусор. Это не дверь, Ольга. Это — их окно. Через которое выбрасывают нас.</w:t>
-      </w:r>
-    </w:p>
-    <w:p>
-      <w:pPr>
-        <w:pStyle w:val="BodyText"/>
-      </w:pPr>
-      <w:r>
-        <w:t xml:space="preserve">ALEKSEY: Ирина, вы не обязаны…</w:t>
-      </w:r>
-    </w:p>
-    <w:p>
-      <w:pPr>
-        <w:pStyle w:val="BodyText"/>
-      </w:pPr>
-      <w:r>
-        <w:t xml:space="preserve">IRINA: Обязана. Это мой голос, и я голосую. Против этих условий. Не против продажи вообще — я по-прежнему считаю, что нам нужен кто-то сильный рядом. Но против этих условий. Я не выйду через окно, в которое потом выбросят Валю. Не смогу потом смотреть ей в глаза. Даже в отпуске.</w:t>
-      </w:r>
-    </w:p>
-    <w:p>
-      <w:pPr>
-        <w:pStyle w:val="BodyText"/>
-      </w:pPr>
-      <w:r>
-        <w:t xml:space="preserve">OLGA: Записываю. Дословно. «Белова — против. Через окно — не выйду».</w:t>
-      </w:r>
-    </w:p>
-    <w:p>
-      <w:pPr>
-        <w:pStyle w:val="BodyText"/>
-      </w:pPr>
-      <w:r>
-        <w:t xml:space="preserve">ALEKSEY: Спасибо, Ира.</w:t>
-      </w:r>
-    </w:p>
-    <w:p>
-      <w:pPr>
-        <w:pStyle w:val="BodyText"/>
-      </w:pPr>
-      <w:r>
-        <w:t xml:space="preserve">IRINA: Не за что. Я всё равно устала. Это останется на доске. Просто теперь там будет ещё одна строчка.</w:t>
-      </w:r>
-    </w:p>
-    <w:p>
-      <w:pPr>
-        <w:pStyle w:val="BodyText"/>
-      </w:pPr>
-      <w:r>
-        <w:t xml:space="preserve">OLGA: Тогда моя очередь. Короткая, обещаю. Я юрист. Я двадцать лет пишу «не принимается», «отклоняется», «возражаем по существу». Красиво, формально, с номерами статей. Сейчас я не хочу формально. Не хочу прятаться за статьи. Хочу сказать, как сказала бы Вера Павловна. Одним словом. Ну, двумя.</w:t>
-      </w:r>
-    </w:p>
-    <w:p>
-      <w:pPr>
-        <w:pStyle w:val="BodyText"/>
-      </w:pPr>
-      <w:r>
-        <w:t xml:space="preserve">ALEKSEY: А как?</w:t>
-      </w:r>
-    </w:p>
-    <w:p>
-      <w:pPr>
-        <w:pStyle w:val="BodyText"/>
-      </w:pPr>
-      <w:r>
-        <w:t xml:space="preserve">OLGA: Это неприемлемо. Два слова. Без «уважаемый». Без «к сожалению». Неприемлемо.</w:t>
-      </w:r>
-    </w:p>
-    <w:p>
-      <w:pPr>
-        <w:pStyle w:val="BodyText"/>
-      </w:pPr>
-      <w:r>
-        <w:t xml:space="preserve">ALEKSEY: Неприемлемо. Я тоже так думаю.</w:t>
-      </w:r>
-    </w:p>
-    <w:p>
-      <w:pPr>
-        <w:pStyle w:val="BodyText"/>
-      </w:pPr>
-      <w:r>
-        <w:t xml:space="preserve">OLGA: Тогда так и напиши. Своими словами. Я только проверю.</w:t>
-      </w:r>
-    </w:p>
-    <w:p>
-      <w:pPr>
-        <w:pStyle w:val="BodyText"/>
-      </w:pPr>
-      <w:r>
-        <w:t xml:space="preserve">ALEKSEY: Своими. Не твоими. Понял.</w:t>
-      </w:r>
-    </w:p>
-    <w:p>
-      <w:pPr>
-        <w:pStyle w:val="BodyText"/>
-      </w:pPr>
-      <w:r>
-        <w:t xml:space="preserve">IRINA: Тогда что ему ответим? Может, контрпредложение? Мы можем сказать: «С нашими тремя условиями — четыре миллиарда. С вашими восемью — три сто, и ни копейкой больше». Пусть выбирает сам, что ему дороже: свобода закрыть или наши люди. Это честная арифметика. Гусарова бы одобрила.</w:t>
-      </w:r>
-    </w:p>
-    <w:p>
-      <w:pPr>
-        <w:pStyle w:val="BodyText"/>
-      </w:pPr>
-      <w:r>
-        <w:t xml:space="preserve">OLGA: Нет. Не торгуйся с этим, Ира. Это не про цену. Если мы назовём цену за эти условия — мы скажем, что всё это продаётся. Центр, линия, Валя, почерк на коробке. Просто дороже. А это не продаётся. Ни за три сто, ни за десять. Вот и вся арифметика.</w:t>
-      </w:r>
-    </w:p>
-    <w:p>
-      <w:pPr>
-        <w:pStyle w:val="BodyText"/>
-      </w:pPr>
-      <w:r>
-        <w:t xml:space="preserve">IRINA: А если он согласится на наши условия? За четыре?</w:t>
-      </w:r>
-    </w:p>
-    <w:p>
-      <w:pPr>
-        <w:pStyle w:val="BodyText"/>
-      </w:pPr>
-      <w:r>
-        <w:t xml:space="preserve">OLGA: Он не согласится. Он только что написал: «не принимается». Он не торгуется сам с собой. А если вдруг согласится — значит, задумал что-то третье, чего мы пока не видим. Я его шестнадцать лет знаю. Он никогда не уступает просто так.</w:t>
-      </w:r>
-    </w:p>
-    <w:p>
-      <w:pPr>
-        <w:pStyle w:val="BodyText"/>
-      </w:pPr>
-      <w:r>
-        <w:t xml:space="preserve">ALEKSEY: Тогда ответ — простой. Неприемлемо. И почему. Пять строк. Без цены.</w:t>
-      </w:r>
-    </w:p>
-    <w:p>
-      <w:pPr>
-        <w:pStyle w:val="BodyText"/>
-      </w:pPr>
-      <w:r>
-        <w:t xml:space="preserve">IRINA: А предложение? Оно в силе до тридцатого ноября.</w:t>
-      </w:r>
-    </w:p>
-    <w:p>
-      <w:pPr>
-        <w:pStyle w:val="BodyText"/>
-      </w:pPr>
-      <w:r>
-        <w:t xml:space="preserve">ALEKSEY: Пусть в силе. Мы отказываемся не от разговора. От условий. Ольга, так можно?</w:t>
-      </w:r>
-    </w:p>
-    <w:p>
-      <w:pPr>
-        <w:pStyle w:val="BodyText"/>
-      </w:pPr>
-      <w:r>
-        <w:t xml:space="preserve">OLGA: Можно. Это даже правильно. Дверь закрыта. Но не заперта.</w:t>
-      </w:r>
-    </w:p>
-    <w:p>
-      <w:pPr>
-        <w:pStyle w:val="BodyText"/>
-      </w:pPr>
-      <w:r>
-        <w:t xml:space="preserve">ALEKSEY: Объявили посадку. Я напишу ответ в машине. Из Инчхона. Доюн поможет с запятыми.</w:t>
-      </w:r>
-    </w:p>
-    <w:p>
-      <w:pPr>
-        <w:pStyle w:val="BodyText"/>
-      </w:pPr>
-      <w:r>
-        <w:t xml:space="preserve">OLGA: Доюн — с корейскими запятыми. Русские — я проверю. Пришли мне до отправки.</w:t>
-      </w:r>
-    </w:p>
-    <w:p>
-      <w:pPr>
-        <w:pStyle w:val="BodyText"/>
-      </w:pPr>
-      <w:r>
-        <w:t xml:space="preserve">IRINA: Лёша. Скажи Юну. Всё. Он должен знать, что Волков собирался сделать с его гелем. Под чужим брендом.</w:t>
-      </w:r>
-    </w:p>
-    <w:p>
-      <w:pPr>
-        <w:pStyle w:val="BodyText"/>
-      </w:pPr>
-      <w:r>
-        <w:t xml:space="preserve">ALEKSEY: Скажу. Это первое, что я скажу.</w:t>
+        <w:t xml:space="preserve">OLGA: Он хорошо знает людей, а это хуже, чем знать цифры. Он знает, что директор, который закроет всё сам, своими руками, обходится дешевле, чем директор, которого придётся уволить. Уволенный директор идёт к журналистам, а директор с бонусом три года молчит и улыбается на корпоративах.</w:t>
+      </w:r>
+    </w:p>
+    <w:p>
+      <w:pPr>
+        <w:pStyle w:val="BodyText"/>
+      </w:pPr>
+      <w:r>
+        <w:t xml:space="preserve">IRINA: Ольга, Лёша, можно я скажу, пока ты не улетел?</w:t>
+      </w:r>
+    </w:p>
+    <w:p>
+      <w:pPr>
+        <w:pStyle w:val="BodyText"/>
+      </w:pPr>
+      <w:r>
+        <w:t xml:space="preserve">ALEKSEY: Говорите, Ирина, у меня ещё тридцать минут.</w:t>
+      </w:r>
+    </w:p>
+    <w:p>
+      <w:pPr>
+        <w:pStyle w:val="BodyText"/>
+      </w:pPr>
+      <w:r>
+        <w:t xml:space="preserve">IRINA: Неделю назад я написала на доске: «Устала. Хочу выйти через дверь». Я и сейчас устала, Ольга, за неделю ничего не изменилось. Восемьсот миллионов те же, мама та же, и очередь к врачу та же. Я не стала смелее, я просто прочитала одну страницу.</w:t>
+      </w:r>
+    </w:p>
+    <w:p>
+      <w:pPr>
+        <w:pStyle w:val="BodyText"/>
+      </w:pPr>
+      <w:r>
+        <w:t xml:space="preserve">OLGA: Ира… Подожди, послушай меня минуту.</w:t>
+      </w:r>
+    </w:p>
+    <w:p>
+      <w:pPr>
+        <w:pStyle w:val="BodyText"/>
+      </w:pPr>
+      <w:r>
+        <w:t xml:space="preserve">IRINA: Дай договорить. Я хотела выйти через дверь, но я посмотрела, что за этой дверью. Восемьдесят восемь человек. Валя — к страховой, Рита — без права стопа, Корнилова — домой, а бабушкин почерк — в мусор. Это не дверь, Ольга. Это их окно, через которое выбрасывают нас.</w:t>
+      </w:r>
+    </w:p>
+    <w:p>
+      <w:pPr>
+        <w:pStyle w:val="BodyText"/>
+      </w:pPr>
+      <w:r>
+        <w:t xml:space="preserve">ALEKSEY: Ирина, вы совсем не обязаны сейчас…</w:t>
+      </w:r>
+    </w:p>
+    <w:p>
+      <w:pPr>
+        <w:pStyle w:val="BodyText"/>
+      </w:pPr>
+      <w:r>
+        <w:t xml:space="preserve">IRINA: Обязана, потому что это мой голос, и я голосую против этих условий. Не против продажи вообще: я по-прежнему считаю, что нам нужен кто-то сильный рядом. Но против этих условий. Я не выйду через окно, в которое потом выбросят Валю, потому что не смогу смотреть ей в глаза, даже в отпуске.</w:t>
+      </w:r>
+    </w:p>
+    <w:p>
+      <w:pPr>
+        <w:pStyle w:val="BodyText"/>
+      </w:pPr>
+      <w:r>
+        <w:t xml:space="preserve">OLGA: Записываю дословно: «Белова — против. Через окно — не выйду».</w:t>
+      </w:r>
+    </w:p>
+    <w:p>
+      <w:pPr>
+        <w:pStyle w:val="BodyText"/>
+      </w:pPr>
+      <w:r>
+        <w:t xml:space="preserve">ALEKSEY: Спасибо, Ира. Честное слово, спасибо.</w:t>
+      </w:r>
+    </w:p>
+    <w:p>
+      <w:pPr>
+        <w:pStyle w:val="BodyText"/>
+      </w:pPr>
+      <w:r>
+        <w:t xml:space="preserve">IRINA: Не за что, я всё равно устала, и это останется на доске. Просто теперь там будет ещё одна строчка.</w:t>
+      </w:r>
+    </w:p>
+    <w:p>
+      <w:pPr>
+        <w:pStyle w:val="BodyText"/>
+      </w:pPr>
+      <w:r>
+        <w:t xml:space="preserve">OLGA: Тогда моя очередь, и коротко, обещаю. Я юрист и двадцать лет пишу «не принимается», «отклоняется», «возражаем по существу»: красиво, формально, с номерами статей. Сейчас я не хочу формально и не хочу прятаться за статьи. Хочу сказать, как сказала бы Вера Павловна: одним словом. Ну, двумя.</w:t>
+      </w:r>
+    </w:p>
+    <w:p>
+      <w:pPr>
+        <w:pStyle w:val="BodyText"/>
+      </w:pPr>
+      <w:r>
+        <w:t xml:space="preserve">ALEKSEY: А как именно ты хочешь это сказать?</w:t>
+      </w:r>
+    </w:p>
+    <w:p>
+      <w:pPr>
+        <w:pStyle w:val="BodyText"/>
+      </w:pPr>
+      <w:r>
+        <w:t xml:space="preserve">OLGA: Это неприемлемо. Два слова, без «уважаемый» и без «к сожалению». Просто неприемлемо.</w:t>
+      </w:r>
+    </w:p>
+    <w:p>
+      <w:pPr>
+        <w:pStyle w:val="BodyText"/>
+      </w:pPr>
+      <w:r>
+        <w:t xml:space="preserve">ALEKSEY: Неприемлемо. Я тоже так думаю, Оля.</w:t>
+      </w:r>
+    </w:p>
+    <w:p>
+      <w:pPr>
+        <w:pStyle w:val="BodyText"/>
+      </w:pPr>
+      <w:r>
+        <w:t xml:space="preserve">OLGA: Тогда так и напиши, своими словами, а я только проверю.</w:t>
+      </w:r>
+    </w:p>
+    <w:p>
+      <w:pPr>
+        <w:pStyle w:val="BodyText"/>
+      </w:pPr>
+      <w:r>
+        <w:t xml:space="preserve">ALEKSEY: Своими, а не твоими. Понял, так и сделаю.</w:t>
+      </w:r>
+    </w:p>
+    <w:p>
+      <w:pPr>
+        <w:pStyle w:val="BodyText"/>
+      </w:pPr>
+      <w:r>
+        <w:t xml:space="preserve">IRINA: Тогда что мы ему ответим? Может, контрпредложение: «С нашими тремя условиями — четыре миллиарда, с вашими восемью — три сто, и ни копейкой больше». Пусть сам выбирает, что ему дороже: свобода закрыть или наши люди. Это честная арифметика, Гусарова бы одобрила.</w:t>
+      </w:r>
+    </w:p>
+    <w:p>
+      <w:pPr>
+        <w:pStyle w:val="BodyText"/>
+      </w:pPr>
+      <w:r>
+        <w:t xml:space="preserve">OLGA: Нет. Не торгуйся с этим, Ира. Это не про цену. Если мы назовём цену за эти условия, мы скажем, что всё это продаётся: центр, линия, Валя, почерк на коробке, просто дороже. А это не продаётся ни за три сто, ни за десять. Вот и вся арифметика.</w:t>
+      </w:r>
+    </w:p>
+    <w:p>
+      <w:pPr>
+        <w:pStyle w:val="BodyText"/>
+      </w:pPr>
+      <w:r>
+        <w:t xml:space="preserve">IRINA: А если он вдруг согласится на наши условия, за четыре миллиарда?</w:t>
+      </w:r>
+    </w:p>
+    <w:p>
+      <w:pPr>
+        <w:pStyle w:val="BodyText"/>
+      </w:pPr>
+      <w:r>
+        <w:t xml:space="preserve">OLGA: Он не согласится, он только что написал «не принимается», а сам с собой он не торгуется. А если вдруг согласится, значит, задумал что-то третье, чего мы пока не видим. Я его шестнадцать лет знаю, и он никогда не уступает просто так.</w:t>
+      </w:r>
+    </w:p>
+    <w:p>
+      <w:pPr>
+        <w:pStyle w:val="BodyText"/>
+      </w:pPr>
+      <w:r>
+        <w:t xml:space="preserve">ALEKSEY: Тогда ответ простой: неприемлемо, и объяснение почему. Пять строк, и никакой цены.</w:t>
+      </w:r>
+    </w:p>
+    <w:p>
+      <w:pPr>
+        <w:pStyle w:val="BodyText"/>
+      </w:pPr>
+      <w:r>
+        <w:t xml:space="preserve">IRINA: А как же предложение? Оно ведь остаётся в силе до тридцатого ноября.</w:t>
+      </w:r>
+    </w:p>
+    <w:p>
+      <w:pPr>
+        <w:pStyle w:val="BodyText"/>
+      </w:pPr>
+      <w:r>
+        <w:t xml:space="preserve">ALEKSEY: Пусть остаётся. Мы отказываемся не от разговора, а от условий. Ольга, так можно сделать?</w:t>
+      </w:r>
+    </w:p>
+    <w:p>
+      <w:pPr>
+        <w:pStyle w:val="BodyText"/>
+      </w:pPr>
+      <w:r>
+        <w:t xml:space="preserve">OLGA: Можно, это даже правильно. Дверь закрыта. Но не заперта.</w:t>
+      </w:r>
+    </w:p>
+    <w:p>
+      <w:pPr>
+        <w:pStyle w:val="BodyText"/>
+      </w:pPr>
+      <w:r>
+        <w:t xml:space="preserve">ALEKSEY: Объявили посадку. Я напишу ответ в машине из Инчхона, а Доюн поможет с запятыми.</w:t>
+      </w:r>
+    </w:p>
+    <w:p>
+      <w:pPr>
+        <w:pStyle w:val="BodyText"/>
+      </w:pPr>
+      <w:r>
+        <w:t xml:space="preserve">OLGA: Доюн поможет с корейскими запятыми, а русские я проверю сама. Пришли мне до отправки.</w:t>
+      </w:r>
+    </w:p>
+    <w:p>
+      <w:pPr>
+        <w:pStyle w:val="BodyText"/>
+      </w:pPr>
+      <w:r>
+        <w:t xml:space="preserve">IRINA: Лёша, скажи Юну всё. Он должен знать, что Волков собирался сделать с его гелем под чужим брендом.</w:t>
+      </w:r>
+    </w:p>
+    <w:p>
+      <w:pPr>
+        <w:pStyle w:val="BodyText"/>
+      </w:pPr>
+      <w:r>
+        <w:t xml:space="preserve">ALEKSEY: Скажу. Это будет первое, что я ему скажу.</w:t>
       </w:r>
     </w:p>
     <w:bookmarkEnd w:id="23"/>
@@ -1861,135 +1861,135 @@
         <w:pStyle w:val="FirstParagraph"/>
       </w:pPr>
       <w:r>
-        <w:t xml:space="preserve">DOYUN: Лёша! Ты похудел. Опять. Рита знает?</w:t>
-      </w:r>
-    </w:p>
-    <w:p>
-      <w:pPr>
-        <w:pStyle w:val="BodyText"/>
-      </w:pPr>
-      <w:r>
-        <w:t xml:space="preserve">ALEKSEY: Рита знает всё. Доюн, прочитай это. Пока едем. Это условия Волкова.</w:t>
-      </w:r>
-    </w:p>
-    <w:p>
-      <w:pPr>
-        <w:pStyle w:val="BodyText"/>
-      </w:pPr>
-      <w:r>
-        <w:t xml:space="preserve">DOYUN: Читаю… «Бренд „Ладога” выводится из оборота». Выводится? Это как?</w:t>
-      </w:r>
-    </w:p>
-    <w:p>
-      <w:pPr>
-        <w:pStyle w:val="BodyText"/>
-      </w:pPr>
-      <w:r>
-        <w:t xml:space="preserve">ALEKSEY: Умирает. Через год. Вместо неё — «Северная Премиум». Итальянский гель.</w:t>
-      </w:r>
-    </w:p>
-    <w:p>
-      <w:pPr>
-        <w:pStyle w:val="BodyText"/>
-      </w:pPr>
-      <w:r>
-        <w:t xml:space="preserve">DOYUN: А «Седжин»? Здесь написано — «под брендом „Седжин”». Он оставляет нас?</w:t>
-      </w:r>
-    </w:p>
-    <w:p>
-      <w:pPr>
-        <w:pStyle w:val="BodyText"/>
-      </w:pPr>
-      <w:r>
-        <w:t xml:space="preserve">ALEKSEY: Оставляет. Пока. Без центра, без линии, без сертификации. Продавать всем. Как в первый год. Как серый.</w:t>
-      </w:r>
-    </w:p>
-    <w:p>
-      <w:pPr>
-        <w:pStyle w:val="BodyText"/>
-      </w:pPr>
-      <w:r>
-        <w:t xml:space="preserve">DOYUN: Как серый. С нашими документами. С нашим именем. Президент это не примет.</w:t>
-      </w:r>
-    </w:p>
-    <w:p>
-      <w:pPr>
-        <w:pStyle w:val="BodyText"/>
-      </w:pPr>
-      <w:r>
-        <w:t xml:space="preserve">ALEKSEY: Я знаю. Поэтому я и еду. Не с этим — я ехал посоветоваться. Но теперь — и с этим тоже.</w:t>
-      </w:r>
-    </w:p>
-    <w:p>
-      <w:pPr>
-        <w:pStyle w:val="BodyText"/>
-      </w:pPr>
-      <w:r>
-        <w:t xml:space="preserve">DOYUN: А это? «Удерживающий бонус — двести миллионов». Это тебе?</w:t>
-      </w:r>
-    </w:p>
-    <w:p>
-      <w:pPr>
-        <w:pStyle w:val="BodyText"/>
-      </w:pPr>
-      <w:r>
-        <w:t xml:space="preserve">ALEKSEY: Мне. Если я сам всё закрою. За три года.</w:t>
-      </w:r>
-    </w:p>
-    <w:p>
-      <w:pPr>
-        <w:pStyle w:val="BodyText"/>
-      </w:pPr>
-      <w:r>
-        <w:t xml:space="preserve">DOYUN: Тари… Он купил бы тебя за двести миллионов?</w:t>
-      </w:r>
-    </w:p>
-    <w:p>
-      <w:pPr>
-        <w:pStyle w:val="BodyText"/>
-      </w:pPr>
-      <w:r>
-        <w:t xml:space="preserve">ALEKSEY: Он покупает не меня, Доюн. Он покупает мои руки. Чтобы центр закрывал не Шабанов, а я. Чтобы Корниловой объявлял не чужой, а тот, кого она учила терпению. Чтобы закрывать было не стыдно ему. Чтобы стыдно было мне. Три года. За двести миллионов.</w:t>
-      </w:r>
-    </w:p>
-    <w:p>
-      <w:pPr>
-        <w:pStyle w:val="BodyText"/>
-      </w:pPr>
-      <w:r>
-        <w:t xml:space="preserve">DOYUN: Президент сказал бы: «Руки — не продаются. Только время».</w:t>
-      </w:r>
-    </w:p>
-    <w:p>
-      <w:pPr>
-        <w:pStyle w:val="BodyText"/>
-      </w:pPr>
-      <w:r>
-        <w:t xml:space="preserve">ALEKSEY: Твой президент говорит лучше меня. Помоги написать ответ. Пять строк. По-русски, но с корейской вежливостью.</w:t>
-      </w:r>
-    </w:p>
-    <w:p>
-      <w:pPr>
-        <w:pStyle w:val="BodyText"/>
-      </w:pPr>
-      <w:r>
-        <w:t xml:space="preserve">DOYUN: С корейской вежливостью — это длинно. Сто строк и поклон.</w:t>
-      </w:r>
-    </w:p>
-    <w:p>
-      <w:pPr>
-        <w:pStyle w:val="BodyText"/>
-      </w:pPr>
-      <w:r>
-        <w:t xml:space="preserve">ALEKSEY: Тогда с русской прямотой. И с твоими запятыми. Слушай. Я диктую.</w:t>
-      </w:r>
-    </w:p>
-    <w:p>
-      <w:pPr>
-        <w:pStyle w:val="BodyText"/>
-      </w:pPr>
-      <w:r>
-        <w:t xml:space="preserve">DOYUN: Диктуй. Я пишу.</w:t>
+        <w:t xml:space="preserve">DOYUN: Лёша! Ты опять похудел, я же вижу. Рита об этом знает?</w:t>
+      </w:r>
+    </w:p>
+    <w:p>
+      <w:pPr>
+        <w:pStyle w:val="BodyText"/>
+      </w:pPr>
+      <w:r>
+        <w:t xml:space="preserve">ALEKSEY: Рита знает всё. Доюн, прочитай это, пока мы едем: это условия Волкова.</w:t>
+      </w:r>
+    </w:p>
+    <w:p>
+      <w:pPr>
+        <w:pStyle w:val="BodyText"/>
+      </w:pPr>
+      <w:r>
+        <w:t xml:space="preserve">DOYUN: Читаю… «Бренд „Ладога” выводится из оборота». Выводится? Это как понимать?</w:t>
+      </w:r>
+    </w:p>
+    <w:p>
+      <w:pPr>
+        <w:pStyle w:val="BodyText"/>
+      </w:pPr>
+      <w:r>
+        <w:t xml:space="preserve">ALEKSEY: Это значит, что бренд умрёт через год, а вместо него будет «Северная Премиум», итальянский гель.</w:t>
+      </w:r>
+    </w:p>
+    <w:p>
+      <w:pPr>
+        <w:pStyle w:val="BodyText"/>
+      </w:pPr>
+      <w:r>
+        <w:t xml:space="preserve">DOYUN: А «Седжин»? Здесь написано «под брендом „Седжин”». Он нас оставляет?</w:t>
+      </w:r>
+    </w:p>
+    <w:p>
+      <w:pPr>
+        <w:pStyle w:val="BodyText"/>
+      </w:pPr>
+      <w:r>
+        <w:t xml:space="preserve">ALEKSEY: Оставляет, но пока, и без центра, без линии, без сертификации. Продавать будут всем, как в первый год, как серый.</w:t>
+      </w:r>
+    </w:p>
+    <w:p>
+      <w:pPr>
+        <w:pStyle w:val="BodyText"/>
+      </w:pPr>
+      <w:r>
+        <w:t xml:space="preserve">DOYUN: Как серый, но с нашими документами и с нашим именем. Президент такое никогда не примет.</w:t>
+      </w:r>
+    </w:p>
+    <w:p>
+      <w:pPr>
+        <w:pStyle w:val="BodyText"/>
+      </w:pPr>
+      <w:r>
+        <w:t xml:space="preserve">ALEKSEY: Я знаю, поэтому и еду. Ехал я не с этим, а посоветоваться, но теперь еду и с этим тоже.</w:t>
+      </w:r>
+    </w:p>
+    <w:p>
+      <w:pPr>
+        <w:pStyle w:val="BodyText"/>
+      </w:pPr>
+      <w:r>
+        <w:t xml:space="preserve">DOYUN: А вот это? «Удерживающий бонус — двести миллионов». Это тебе?</w:t>
+      </w:r>
+    </w:p>
+    <w:p>
+      <w:pPr>
+        <w:pStyle w:val="BodyText"/>
+      </w:pPr>
+      <w:r>
+        <w:t xml:space="preserve">ALEKSEY: Мне, если я сам всё закрою за три года и при этом буду улыбаться.</w:t>
+      </w:r>
+    </w:p>
+    <w:p>
+      <w:pPr>
+        <w:pStyle w:val="BodyText"/>
+      </w:pPr>
+      <w:r>
+        <w:t xml:space="preserve">DOYUN: Тари… Он правда купил бы тебя за двести миллионов?</w:t>
+      </w:r>
+    </w:p>
+    <w:p>
+      <w:pPr>
+        <w:pStyle w:val="BodyText"/>
+      </w:pPr>
+      <w:r>
+        <w:t xml:space="preserve">ALEKSEY: Он покупает не меня, Доюн. Он покупает мои руки. Чтобы центр закрывал не Шабанов, а я. Чтобы Корниловой объявлял не чужой, а тот, кого она учила терпению. Чтобы закрывать было не стыдно ему, а стыдно было мне. Три года, за двести миллионов.</w:t>
+      </w:r>
+    </w:p>
+    <w:p>
+      <w:pPr>
+        <w:pStyle w:val="BodyText"/>
+      </w:pPr>
+      <w:r>
+        <w:t xml:space="preserve">DOYUN: Президент сказал бы так: «Руки не продаются. Продаётся только время».</w:t>
+      </w:r>
+    </w:p>
+    <w:p>
+      <w:pPr>
+        <w:pStyle w:val="BodyText"/>
+      </w:pPr>
+      <w:r>
+        <w:t xml:space="preserve">ALEKSEY: Твой президент говорит лучше меня. Помоги мне написать ответ: пять строк, по-русски, но с корейской вежливостью.</w:t>
+      </w:r>
+    </w:p>
+    <w:p>
+      <w:pPr>
+        <w:pStyle w:val="BodyText"/>
+      </w:pPr>
+      <w:r>
+        <w:t xml:space="preserve">DOYUN: С корейской вежливостью получится длинно: сто строк и поклон в конце.</w:t>
+      </w:r>
+    </w:p>
+    <w:p>
+      <w:pPr>
+        <w:pStyle w:val="BodyText"/>
+      </w:pPr>
+      <w:r>
+        <w:t xml:space="preserve">ALEKSEY: Тогда с русской прямотой, но с твоими запятыми. Слушай, я диктую.</w:t>
+      </w:r>
+    </w:p>
+    <w:p>
+      <w:pPr>
+        <w:pStyle w:val="BodyText"/>
+      </w:pPr>
+      <w:r>
+        <w:t xml:space="preserve">DOYUN: Диктуй, я записываю каждое слово, а запятые поправлю потом.</w:t>
       </w:r>
     </w:p>
     <w:p>
@@ -2005,55 +2005,55 @@
         <w:pStyle w:val="BodyText"/>
       </w:pPr>
       <w:r>
-        <w:t xml:space="preserve">DOYUN: Хорошо. Только запятая после «Сергей Павлович» — у нас ставят точку. Ты поставил точку. Правильно.</w:t>
-      </w:r>
-    </w:p>
-    <w:p>
-      <w:pPr>
-        <w:pStyle w:val="BodyText"/>
-      </w:pPr>
-      <w:r>
-        <w:t xml:space="preserve">ALEKSEY: Ольга проверит. Отправляю ей.</w:t>
-      </w:r>
-    </w:p>
-    <w:p>
-      <w:pPr>
-        <w:pStyle w:val="BodyText"/>
-      </w:pPr>
-      <w:r>
-        <w:t xml:space="preserve">OLGA: Лёша, убери «все восемь пунктов». Он знает, сколько их. Остальное — отправляй. Молодец.</w:t>
-      </w:r>
-    </w:p>
-    <w:p>
-      <w:pPr>
-        <w:pStyle w:val="BodyText"/>
-      </w:pPr>
-      <w:r>
-        <w:t xml:space="preserve">DOYUN: «Молодец» от Ольги — это как медаль от президента.</w:t>
-      </w:r>
-    </w:p>
-    <w:p>
-      <w:pPr>
-        <w:pStyle w:val="BodyText"/>
-      </w:pPr>
-      <w:r>
-        <w:t xml:space="preserve">ALEKSEY: Отправлено. Шесть строк. Минус одна — Ольгина. Пять.</w:t>
-      </w:r>
-    </w:p>
-    <w:p>
-      <w:pPr>
-        <w:pStyle w:val="BodyText"/>
-      </w:pPr>
-      <w:r>
-        <w:t xml:space="preserve">DOYUN: Президент спросит: «Что ответил Волков?»</w:t>
-      </w:r>
-    </w:p>
-    <w:p>
-      <w:pPr>
-        <w:pStyle w:val="BodyText"/>
-      </w:pPr>
-      <w:r>
-        <w:t xml:space="preserve">ALEKSEY: Он ещё ничего не ответил. В Москве — девять утра. Он читает.</w:t>
+        <w:t xml:space="preserve">DOYUN: Хорошо. Только после «Сергей Павлович» у нас ставят точку, и ты тоже поставил точку. Правильно.</w:t>
+      </w:r>
+    </w:p>
+    <w:p>
+      <w:pPr>
+        <w:pStyle w:val="BodyText"/>
+      </w:pPr>
+      <w:r>
+        <w:t xml:space="preserve">ALEKSEY: Ольга всё равно проверит, отправляю ей прямо сейчас.</w:t>
+      </w:r>
+    </w:p>
+    <w:p>
+      <w:pPr>
+        <w:pStyle w:val="BodyText"/>
+      </w:pPr>
+      <w:r>
+        <w:t xml:space="preserve">OLGA: Лёша, убери «все восемь пунктов»: он сам знает, сколько их. Остальное отправляй. Молодец.</w:t>
+      </w:r>
+    </w:p>
+    <w:p>
+      <w:pPr>
+        <w:pStyle w:val="BodyText"/>
+      </w:pPr>
+      <w:r>
+        <w:t xml:space="preserve">DOYUN: «Молодец» от Ольги — это как медаль от президента, поздравляю.</w:t>
+      </w:r>
+    </w:p>
+    <w:p>
+      <w:pPr>
+        <w:pStyle w:val="BodyText"/>
+      </w:pPr>
+      <w:r>
+        <w:t xml:space="preserve">ALEKSEY: Отправлено. Было шесть строк, минус одна Ольгина, и получилось пять.</w:t>
+      </w:r>
+    </w:p>
+    <w:p>
+      <w:pPr>
+        <w:pStyle w:val="BodyText"/>
+      </w:pPr>
+      <w:r>
+        <w:t xml:space="preserve">DOYUN: Президент обязательно спросит: «Что ответил Волков?»</w:t>
+      </w:r>
+    </w:p>
+    <w:p>
+      <w:pPr>
+        <w:pStyle w:val="BodyText"/>
+      </w:pPr>
+      <w:r>
+        <w:t xml:space="preserve">ALEKSEY: Он пока ничего не ответил. В Москве сейчас девять утра, он читает.</w:t>
       </w:r>
     </w:p>
     <w:bookmarkEnd w:id="24"/>
@@ -2071,15 +2071,15 @@
         <w:pStyle w:val="FirstParagraph"/>
       </w:pPr>
       <w:r>
-        <w:t xml:space="preserve">DOYUN: Два сообщения. Одно — от президента. Другое — тебе пришло, пока ты был в душе. От Волкова.</w:t>
-      </w:r>
-    </w:p>
-    <w:p>
-      <w:pPr>
-        <w:pStyle w:val="BodyText"/>
-      </w:pPr>
-      <w:r>
-        <w:t xml:space="preserve">ALEKSEY: Сначала президент.</w:t>
+        <w:t xml:space="preserve">DOYUN: Тут два сообщения. Одно от президента, а другое пришло тебе, пока ты был в душе, от Волкова.</w:t>
+      </w:r>
+    </w:p>
+    <w:p>
+      <w:pPr>
+        <w:pStyle w:val="BodyText"/>
+      </w:pPr>
+      <w:r>
+        <w:t xml:space="preserve">ALEKSEY: Давай сначала президента, это для меня сейчас гораздо важнее.</w:t>
       </w:r>
     </w:p>
     <w:p>
@@ -2095,95 +2095,95 @@
         <w:pStyle w:val="BodyText"/>
       </w:pPr>
       <w:r>
-        <w:t xml:space="preserve">ALEKSEY: Сначала — ноги. Хорошо. А Волков?</w:t>
-      </w:r>
-    </w:p>
-    <w:p>
-      <w:pPr>
-        <w:pStyle w:val="BodyText"/>
-      </w:pPr>
-      <w:r>
-        <w:t xml:space="preserve">DOYUN: Одна строчка. «Принято. Предложение в силе до тридцатого ноября. „Неприемлемо” — это тоже цена. Назовите свою».</w:t>
-      </w:r>
-    </w:p>
-    <w:p>
-      <w:pPr>
-        <w:pStyle w:val="BodyText"/>
-      </w:pPr>
-      <w:r>
-        <w:t xml:space="preserve">ALEKSEY: «Назовите свою». Ольга сказала: не называть.</w:t>
-      </w:r>
-    </w:p>
-    <w:p>
-      <w:pPr>
-        <w:pStyle w:val="BodyText"/>
-      </w:pPr>
-      <w:r>
-        <w:t xml:space="preserve">DOYUN: А ты как думаешь?</w:t>
-      </w:r>
-    </w:p>
-    <w:p>
-      <w:pPr>
-        <w:pStyle w:val="BodyText"/>
-      </w:pPr>
-      <w:r>
-        <w:t xml:space="preserve">ALEKSEY: Я думаю, что он прав в одном. «Неприемлемо» — тоже цена. Только не в рублях.</w:t>
-      </w:r>
-    </w:p>
-    <w:p>
-      <w:pPr>
-        <w:pStyle w:val="BodyText"/>
-      </w:pPr>
-      <w:r>
-        <w:t xml:space="preserve">DOYUN: А в чём?</w:t>
-      </w:r>
-    </w:p>
-    <w:p>
-      <w:pPr>
-        <w:pStyle w:val="BodyText"/>
-      </w:pPr>
-      <w:r>
-        <w:t xml:space="preserve">ALEKSEY: В том, что теперь мы должны придумать что-то сами. Третье. Не продать — и не остаться как есть. Потому что как есть уже не получится: Ира устала, Борис уходит из бизнеса, Волков ждёт с калькулятором. А «неприемлемо» — это только начало ответа. Не весь ответ.</w:t>
-      </w:r>
-    </w:p>
-    <w:p>
-      <w:pPr>
-        <w:pStyle w:val="BodyText"/>
-      </w:pPr>
-      <w:r>
-        <w:t xml:space="preserve">DOYUN: Поэтому президент и зовёт тебя в цех. Он сказал мне ещё одно. Но просил не передавать до утра.</w:t>
-      </w:r>
-    </w:p>
-    <w:p>
-      <w:pPr>
-        <w:pStyle w:val="BodyText"/>
-      </w:pPr>
-      <w:r>
-        <w:t xml:space="preserve">ALEKSEY: Доюн…</w:t>
-      </w:r>
-    </w:p>
-    <w:p>
-      <w:pPr>
-        <w:pStyle w:val="BodyText"/>
-      </w:pPr>
-      <w:r>
-        <w:t xml:space="preserve">DOYUN: Не передам. Я — мост. Мосты не торопятся. Мосты держат.</w:t>
-      </w:r>
-    </w:p>
-    <w:p>
-      <w:pPr>
-        <w:pStyle w:val="BodyText"/>
-      </w:pPr>
-      <w:r>
-        <w:t xml:space="preserve">ALEKSEY: Тогда спокойной ночи, мост.</w:t>
-      </w:r>
-    </w:p>
-    <w:p>
-      <w:pPr>
-        <w:pStyle w:val="BodyText"/>
-      </w:pPr>
-      <w:r>
-        <w:t xml:space="preserve">DOYUN: Спокойной ночи, тари. И купи утром удобную обувь. Московские — для переговоров, не для цеха.</w:t>
+        <w:t xml:space="preserve">ALEKSEY: Сначала ноги. Хорошо. А что пишет Волков?</w:t>
+      </w:r>
+    </w:p>
+    <w:p>
+      <w:pPr>
+        <w:pStyle w:val="BodyText"/>
+      </w:pPr>
+      <w:r>
+        <w:t xml:space="preserve">DOYUN: Одну строчку: «Принято. Предложение в силе до тридцатого ноября. „Неприемлемо” — это тоже цена. Назовите свою».</w:t>
+      </w:r>
+    </w:p>
+    <w:p>
+      <w:pPr>
+        <w:pStyle w:val="BodyText"/>
+      </w:pPr>
+      <w:r>
+        <w:t xml:space="preserve">ALEKSEY: «Назовите свою». А Ольга как раз сказала, что цену называть нельзя.</w:t>
+      </w:r>
+    </w:p>
+    <w:p>
+      <w:pPr>
+        <w:pStyle w:val="BodyText"/>
+      </w:pPr>
+      <w:r>
+        <w:t xml:space="preserve">DOYUN: А ты сам что об этом думаешь?</w:t>
+      </w:r>
+    </w:p>
+    <w:p>
+      <w:pPr>
+        <w:pStyle w:val="BodyText"/>
+      </w:pPr>
+      <w:r>
+        <w:t xml:space="preserve">ALEKSEY: Я думаю, что в одном он прав: «неприемлемо» — тоже цена. Только не в рублях.</w:t>
+      </w:r>
+    </w:p>
+    <w:p>
+      <w:pPr>
+        <w:pStyle w:val="BodyText"/>
+      </w:pPr>
+      <w:r>
+        <w:t xml:space="preserve">DOYUN: А в чём тогда, если не в рублях?</w:t>
+      </w:r>
+    </w:p>
+    <w:p>
+      <w:pPr>
+        <w:pStyle w:val="BodyText"/>
+      </w:pPr>
+      <w:r>
+        <w:t xml:space="preserve">ALEKSEY: В том, что теперь мы должны придумать что-то сами, что-то третье: не продать и не остаться как есть. Потому что как есть уже не получится: Ира устала, Борис уходит из бизнеса, а Волков ждёт с калькулятором. «Неприемлемо» — это только начало ответа, а не весь ответ.</w:t>
+      </w:r>
+    </w:p>
+    <w:p>
+      <w:pPr>
+        <w:pStyle w:val="BodyText"/>
+      </w:pPr>
+      <w:r>
+        <w:t xml:space="preserve">DOYUN: Поэтому президент и зовёт тебя в цех. Он сказал мне ещё одну вещь, но просил не передавать до утра.</w:t>
+      </w:r>
+    </w:p>
+    <w:p>
+      <w:pPr>
+        <w:pStyle w:val="BodyText"/>
+      </w:pPr>
+      <w:r>
+        <w:t xml:space="preserve">ALEKSEY: Доюн, ну хоть намекни…</w:t>
+      </w:r>
+    </w:p>
+    <w:p>
+      <w:pPr>
+        <w:pStyle w:val="BodyText"/>
+      </w:pPr>
+      <w:r>
+        <w:t xml:space="preserve">DOYUN: Не передам. Я мост, а мосты не торопятся. Мосты держат.</w:t>
+      </w:r>
+    </w:p>
+    <w:p>
+      <w:pPr>
+        <w:pStyle w:val="BodyText"/>
+      </w:pPr>
+      <w:r>
+        <w:t xml:space="preserve">ALEKSEY: Тогда спокойной ночи, мост. Спасибо тебе за сегодня.</w:t>
+      </w:r>
+    </w:p>
+    <w:p>
+      <w:pPr>
+        <w:pStyle w:val="BodyText"/>
+      </w:pPr>
+      <w:r>
+        <w:t xml:space="preserve">DOYUN: Спокойной ночи, тари. И купи утром удобную обувь: московские туфли — для переговоров, а не для цеха.</w:t>
       </w:r>
     </w:p>
     <w:p>
@@ -3136,7 +3136,7 @@
         <w:t xml:space="preserve">“</w:t>
       </w:r>
       <w:r>
-        <w:t xml:space="preserve">Дай договорить. Я хотела выйти через дверь. Но я посмотрела, что за этой дверью. Восемьдесят восемь человек. Валя — к страховой. Рита — без права стопа. Корнилова — домой. Бабушкин почерк — в мусор. Это не дверь, Ольга. Это — их окно. Через которое выбрасывают нас.</w:t>
+        <w:t xml:space="preserve">Дай договорить. Я хотела выйти через дверь, но я посмотрела, что за этой дверью. Восемьдесят восемь человек. Валя — к страховой, Рита — без права стопа, Корнилова — домой, а бабушкин почерк — в мусор. Это не дверь, Ольга. Это их окно, через которое выбрасывают нас.</w:t>
       </w:r>
       <w:r>
         <w:t xml:space="preserve">”</w:t>
@@ -3242,31 +3242,31 @@
               <w:jc w:val="left"/>
             </w:pPr>
             <w:r>
-              <w:t xml:space="preserve">② 원래 의도</w:t>
-            </w:r>
-          </w:p>
-        </w:tc>
-        <w:tc>
-          <w:tcPr/>
-          <w:p>
-            <w:pPr>
-              <w:pStyle w:val="Compact"/>
-              <w:jc w:val="left"/>
-            </w:pPr>
-            <w:r>
-              <w:t xml:space="preserve">Я хотела выйти через дверь.</w:t>
-            </w:r>
-          </w:p>
-        </w:tc>
-        <w:tc>
-          <w:tcPr/>
-          <w:p>
-            <w:pPr>
-              <w:pStyle w:val="Compact"/>
-              <w:jc w:val="left"/>
-            </w:pPr>
-            <w:r>
-              <w:t xml:space="preserve">과거 희망</w:t>
+              <w:t xml:space="preserve">② 의도 → 발견</w:t>
+            </w:r>
+          </w:p>
+        </w:tc>
+        <w:tc>
+          <w:tcPr/>
+          <w:p>
+            <w:pPr>
+              <w:pStyle w:val="Compact"/>
+              <w:jc w:val="left"/>
+            </w:pPr>
+            <w:r>
+              <w:t xml:space="preserve">Я хотела выйти через дверь, но я посмотрела, что за этой дверью.</w:t>
+            </w:r>
+          </w:p>
+        </w:tc>
+        <w:tc>
+          <w:tcPr/>
+          <w:p>
+            <w:pPr>
+              <w:pStyle w:val="Compact"/>
+              <w:jc w:val="left"/>
+            </w:pPr>
+            <w:r>
+              <w:t xml:space="preserve">과거 희망 + но + 간접 의문절</w:t>
             </w:r>
           </w:p>
         </w:tc>
@@ -3280,31 +3280,31 @@
               <w:jc w:val="left"/>
             </w:pPr>
             <w:r>
-              <w:t xml:space="preserve">③ 발견</w:t>
-            </w:r>
-          </w:p>
-        </w:tc>
-        <w:tc>
-          <w:tcPr/>
-          <w:p>
-            <w:pPr>
-              <w:pStyle w:val="Compact"/>
-              <w:jc w:val="left"/>
-            </w:pPr>
-            <w:r>
-              <w:t xml:space="preserve">Но я посмотрела, что за этой дверью.</w:t>
-            </w:r>
-          </w:p>
-        </w:tc>
-        <w:tc>
-          <w:tcPr/>
-          <w:p>
-            <w:pPr>
-              <w:pStyle w:val="Compact"/>
-              <w:jc w:val="left"/>
-            </w:pPr>
-            <w:r>
-              <w:t xml:space="preserve">간접 의문절</w:t>
+              <w:t xml:space="preserve">③ 규모</w:t>
+            </w:r>
+          </w:p>
+        </w:tc>
+        <w:tc>
+          <w:tcPr/>
+          <w:p>
+            <w:pPr>
+              <w:pStyle w:val="Compact"/>
+              <w:jc w:val="left"/>
+            </w:pPr>
+            <w:r>
+              <w:t xml:space="preserve">Восемьдесят восемь человек.</w:t>
+            </w:r>
+          </w:p>
+        </w:tc>
+        <w:tc>
+          <w:tcPr/>
+          <w:p>
+            <w:pPr>
+              <w:pStyle w:val="Compact"/>
+              <w:jc w:val="left"/>
+            </w:pPr>
+            <w:r>
+              <w:t xml:space="preserve">숫자로 무게 제시</w:t>
             </w:r>
           </w:p>
         </w:tc>
@@ -3330,19 +3330,19 @@
               <w:jc w:val="left"/>
             </w:pPr>
             <w:r>
-              <w:t xml:space="preserve">Валя — к страховой. Рита — без… Корнилова — домой.</w:t>
-            </w:r>
-          </w:p>
-        </w:tc>
-        <w:tc>
-          <w:tcPr/>
-          <w:p>
-            <w:pPr>
-              <w:pStyle w:val="Compact"/>
-              <w:jc w:val="left"/>
-            </w:pPr>
-            <w:r>
-              <w:t xml:space="preserve">동사 생략 대시 구문</w:t>
+              <w:t xml:space="preserve">Валя — к страховой, Рита — без…, Корнилова — домой, а…</w:t>
+            </w:r>
+          </w:p>
+        </w:tc>
+        <w:tc>
+          <w:tcPr/>
+          <w:p>
+            <w:pPr>
+              <w:pStyle w:val="Compact"/>
+              <w:jc w:val="left"/>
+            </w:pPr>
+            <w:r>
+              <w:t xml:space="preserve">동사 생략 대시 구문 + а로 마무리</w:t>
             </w:r>
           </w:p>
         </w:tc>
@@ -3368,7 +3368,7 @@
               <w:jc w:val="left"/>
             </w:pPr>
             <w:r>
-              <w:t xml:space="preserve">Это не дверь… Это — их окно. Через которое выбрасывают нас.</w:t>
+              <w:t xml:space="preserve">Это не дверь… Это их окно, через которое выбрасывают нас.</w:t>
             </w:r>
           </w:p>
         </w:tc>
@@ -3404,7 +3404,7 @@
         <w:t xml:space="preserve">“</w:t>
       </w:r>
       <w:r>
-        <w:t xml:space="preserve">Я хотела …. Но я посмотрела, что за …. … — …. … — …. Это не …. Это — ….</w:t>
+        <w:t xml:space="preserve">Я хотела …, но я посмотрела, что за …. … — …, … — …, а … — …. Это не …. Это …, через которое ….</w:t>
       </w:r>
       <w:r>
         <w:t xml:space="preserve">”</w:t>
@@ -3423,7 +3423,7 @@
         <w:t xml:space="preserve"> </w:t>
       </w:r>
       <w:r>
-        <w:t xml:space="preserve">но · что за · через которое</w:t>
+        <w:t xml:space="preserve">но · что за · а · через которое</w:t>
       </w:r>
       <w:r>
         <w:t xml:space="preserve"> </w:t>
@@ -3439,7 +3439,7 @@
         <w:t xml:space="preserve"> </w:t>
       </w:r>
       <w:r>
-        <w:t xml:space="preserve">처음엔 찬성했던 안을 세부 조건을 보고 반대하게 된 이유를 30~40단어로.</w:t>
+        <w:t xml:space="preserve">처음엔 찬성했던 안을 세부 조건을 보고 반대하게 된 이유를 35~60단어로.</w:t>
       </w:r>
     </w:p>
     <w:bookmarkEnd w:id="30"/>
@@ -3876,23 +3876,23 @@
         <w:pStyle w:val="FirstParagraph"/>
       </w:pPr>
       <w:r>
-        <w:t xml:space="preserve">알렉세이: 올랴, 이라, 연결됐어? 왔어. 한 쪽. 제목: 「러시아어 번역」.</w:t>
-      </w:r>
-    </w:p>
-    <w:p>
-      <w:pPr>
-        <w:pStyle w:val="BodyText"/>
-      </w:pPr>
-      <w:r>
-        <w:t xml:space="preserve">올가: 우리 사무실이야. 둘 다. 이리나는 집에 안 갔어. 나도. 읽어. 아니 — 내가 읽을게. 나한테도 왔어.</w:t>
-      </w:r>
-    </w:p>
-    <w:p>
-      <w:pPr>
-        <w:pStyle w:val="BodyText"/>
-      </w:pPr>
-      <w:r>
-        <w:t xml:space="preserve">이리나: 천천히 읽어, 올가. 적을게.</w:t>
+        <w:t xml:space="preserve">알렉세이: 올랴, 이라, 연결됐어? 왔어: 한 쪽짜리고, 제목은 「러시아어 번역」.</w:t>
+      </w:r>
+    </w:p>
+    <w:p>
+      <w:pPr>
+        <w:pStyle w:val="BodyText"/>
+      </w:pPr>
+      <w:r>
+        <w:t xml:space="preserve">올가: 우리 둘 다 사무실이야. 이리나도 집에 안 갔고, 나도. 읽어… 아니, 내가 읽는 게 낫겠어. 나한테도 왔어.</w:t>
+      </w:r>
+    </w:p>
+    <w:p>
+      <w:pPr>
+        <w:pStyle w:val="BodyText"/>
+      </w:pPr>
+      <w:r>
+        <w:t xml:space="preserve">이리나: 천천히 읽어, 올가. 나중에 헷갈리지 않게 다 적을게.</w:t>
       </w:r>
     </w:p>
     <w:p>
@@ -3908,87 +3908,87 @@
         <w:pStyle w:val="BodyText"/>
       </w:pPr>
       <w:r>
-        <w:t xml:space="preserve">알렉세이: 철수. 「통합」이 아니라. 철수.</w:t>
-      </w:r>
-    </w:p>
-    <w:p>
-      <w:pPr>
-        <w:pStyle w:val="BodyText"/>
-      </w:pPr>
-      <w:r>
-        <w:t xml:space="preserve">올가: 다음. 「제품은 「세진」 브랜드와 매수인의 브랜드 「세베르나야 프리미엄」으로 판매된다」.</w:t>
-      </w:r>
-    </w:p>
-    <w:p>
-      <w:pPr>
-        <w:pStyle w:val="BodyText"/>
-      </w:pPr>
-      <w:r>
-        <w:t xml:space="preserve">이리나: 「세베르나야 프리미엄」. 그 사람한테 자체 프리미엄이 있어?</w:t>
-      </w:r>
-    </w:p>
-    <w:p>
-      <w:pPr>
-        <w:pStyle w:val="BodyText"/>
-      </w:pPr>
-      <w:r>
-        <w:t xml:space="preserve">올가: 생길 거야. 이탈리아 젤. 8월에 권리를 샀어. 등록부 확인했어. 너희가 얘기하는 동안.</w:t>
-      </w:r>
-    </w:p>
-    <w:p>
-      <w:pPr>
-        <w:pStyle w:val="BodyText"/>
-      </w:pPr>
-      <w:r>
-        <w:t xml:space="preserve">알렉세이: 8월에. 제안 전에. 그때 이미 「라도가」를 어떻게 할지 알고 있었네.</w:t>
-      </w:r>
-    </w:p>
-    <w:p>
-      <w:pPr>
-        <w:pStyle w:val="BodyText"/>
-      </w:pPr>
-      <w:r>
-        <w:t xml:space="preserve">올가: 그 사람은 늘 알아. 그게 직업이니까. 란스코이가 그랬잖아.</w:t>
-      </w:r>
-    </w:p>
-    <w:p>
-      <w:pPr>
-        <w:pStyle w:val="BodyText"/>
-      </w:pPr>
-      <w:r>
-        <w:t xml:space="preserve">이리나: 그러니까 할머니 글씨는 — 쓰레기통으로. 1년 뒤에.</w:t>
-      </w:r>
-    </w:p>
-    <w:p>
-      <w:pPr>
-        <w:pStyle w:val="BodyText"/>
-      </w:pPr>
-      <w:r>
-        <w:t xml:space="preserve">알렉세이: 1년 뒤에. 나 27번 게이트에 서 있어. 탑승 40분 전. 계속 읽어, 올랴.</w:t>
-      </w:r>
-    </w:p>
-    <w:p>
-      <w:pPr>
-        <w:pStyle w:val="BodyText"/>
-      </w:pPr>
-      <w:r>
-        <w:t xml:space="preserve">올가: 2항은 — 네 센터야. 각오해.</w:t>
-      </w:r>
-    </w:p>
-    <w:p>
-      <w:pPr>
-        <w:pStyle w:val="BodyText"/>
-      </w:pPr>
-      <w:r>
-        <w:t xml:space="preserve">알렉세이: 각오했어.</w:t>
-      </w:r>
-    </w:p>
-    <w:p>
-      <w:pPr>
-        <w:pStyle w:val="BodyText"/>
-      </w:pPr>
-      <w:r>
-        <w:t xml:space="preserve">이리나: 아무도 각오 안 됐어요. 읽어, 올가.</w:t>
+        <w:t xml:space="preserve">알렉세이: 철수. 첫 편지처럼 「통합」이 아니라, 철수야.</w:t>
+      </w:r>
+    </w:p>
+    <w:p>
+      <w:pPr>
+        <w:pStyle w:val="BodyText"/>
+      </w:pPr>
+      <w:r>
+        <w:t xml:space="preserve">올가: 다음: 「제품은 「세진」 브랜드와 매수인의 브랜드 「세베르나야 프리미엄」으로 판매된다」.</w:t>
+      </w:r>
+    </w:p>
+    <w:p>
+      <w:pPr>
+        <w:pStyle w:val="BodyText"/>
+      </w:pPr>
+      <w:r>
+        <w:t xml:space="preserve">이리나: 「세베르나야 프리미엄」? 그 사람한테 자체 프리미엄이 있어?</w:t>
+      </w:r>
+    </w:p>
+    <w:p>
+      <w:pPr>
+        <w:pStyle w:val="BodyText"/>
+      </w:pPr>
+      <w:r>
+        <w:t xml:space="preserve">올가: 생길 거야. 이탈리아 젤인데, 8월에 권리를 샀어. 너희가 얘기하는 동안 등록부 확인했어.</w:t>
+      </w:r>
+    </w:p>
+    <w:p>
+      <w:pPr>
+        <w:pStyle w:val="BodyText"/>
+      </w:pPr>
+      <w:r>
+        <w:t xml:space="preserve">알렉세이: 8월이면 제안 전이네. 그때 이미 「라도가」를 어떻게 할지 알고 있었던 거야.</w:t>
+      </w:r>
+    </w:p>
+    <w:p>
+      <w:pPr>
+        <w:pStyle w:val="BodyText"/>
+      </w:pPr>
+      <w:r>
+        <w:t xml:space="preserve">올가: 그 사람은 늘 알아, 그게 직업이니까. 란스코이가 그렇게 말했는데, 우린 그때 다 믿진 않았지.</w:t>
+      </w:r>
+    </w:p>
+    <w:p>
+      <w:pPr>
+        <w:pStyle w:val="BodyText"/>
+      </w:pPr>
+      <w:r>
+        <w:t xml:space="preserve">이리나: 그러니까 할머니 글씨는 1년 뒤에 쓰레기통으로 가는 거네.</w:t>
+      </w:r>
+    </w:p>
+    <w:p>
+      <w:pPr>
+        <w:pStyle w:val="BodyText"/>
+      </w:pPr>
+      <w:r>
+        <w:t xml:space="preserve">알렉세이: 1년 뒤에. 나 27번 게이트에 서 있고, 탑승 40분 전이야. 계속 읽어, 올랴.</w:t>
+      </w:r>
+    </w:p>
+    <w:p>
+      <w:pPr>
+        <w:pStyle w:val="BodyText"/>
+      </w:pPr>
+      <w:r>
+        <w:t xml:space="preserve">올가: 2항은 네 센터 얘기야. 각오해, 료샤, 힘들 거야.</w:t>
+      </w:r>
+    </w:p>
+    <w:p>
+      <w:pPr>
+        <w:pStyle w:val="BodyText"/>
+      </w:pPr>
+      <w:r>
+        <w:t xml:space="preserve">알렉세이: 각오했어, 읽어 줘. 나중에 코르닐로바한테 듣는 것보다 지금 듣는 게 나아.</w:t>
+      </w:r>
+    </w:p>
+    <w:p>
+      <w:pPr>
+        <w:pStyle w:val="BodyText"/>
+      </w:pPr>
+      <w:r>
+        <w:t xml:space="preserve">이리나: 이런 거에 각오된 사람은 없어. 읽어, 올가, 끌지 말고.</w:t>
       </w:r>
     </w:p>
     <w:bookmarkEnd w:id="33"/>
@@ -4006,39 +4006,39 @@
         <w:pStyle w:val="FirstParagraph"/>
       </w:pPr>
       <w:r>
-        <w:t xml:space="preserve">올가: 2항: 「교육 센터는 하루짜리 제품 설명회 형식으로 개편된다. 의사 인증은 중단된다. 코르닐로바 박사와의 계약은 연장되지 않는다」. 이렇게. 세 문장. 코르닐로바의 31년이 — 세 문장에. 서명도 없이. 제목에 그분 이름도 없이 — 마지막 줄에만.</w:t>
-      </w:r>
-    </w:p>
-    <w:p>
-      <w:pPr>
-        <w:pStyle w:val="BodyText"/>
-      </w:pPr>
-      <w:r>
-        <w:t xml:space="preserve">이리나: 하루짜리 설명회. 첫 달에 우리가 하던 거네요. 코르닐로바 전에.</w:t>
-      </w:r>
-    </w:p>
-    <w:p>
-      <w:pPr>
-        <w:pStyle w:val="BodyText"/>
-      </w:pPr>
-      <w:r>
-        <w:t xml:space="preserve">알렉세이: 6모듈과 시험을 — 하루에. 시험 없이. 그러니까 — 산 사람은 누구나 시술한다는 거야.</w:t>
-      </w:r>
-    </w:p>
-    <w:p>
-      <w:pPr>
-        <w:pStyle w:val="BodyText"/>
-      </w:pPr>
-      <w:r>
-        <w:t xml:space="preserve">올가: 그보다 더해, 료샤. 인증은 — 클리닉과 우리의 계약이야. 「라도가」는 인증 의사에게만 판다, 모든 공급 계약에 있는 조항이지. 인증이 없으면 — 제한도 없어. 제한이 없으면 — 돈 내는 사람 누구에게나 팔지. 지하실 마스터들에게도. 첫해처럼, 다만 서류만 번듯하게.</w:t>
-      </w:r>
-    </w:p>
-    <w:p>
-      <w:pPr>
-        <w:pStyle w:val="BodyText"/>
-      </w:pPr>
-      <w:r>
-        <w:t xml:space="preserve">이리나: 매출이 늘겠죠. 두 배. 최소. 그 사람은 그걸 계산했어요.</w:t>
+        <w:t xml:space="preserve">올가: 2항: 「교육 센터는 하루짜리 제품 설명회 형식으로 개편된다. 의사 인증은 중단된다. 코르닐로바 박사와의 계약은 연장되지 않는다」. 이렇게, 세 문장. 코르닐로바의 31년이 세 문장에 들어갔어. 서명도 없이, 제목에 그분 이름도 없이, 마지막 줄에만.</w:t>
+      </w:r>
+    </w:p>
+    <w:p>
+      <w:pPr>
+        <w:pStyle w:val="BodyText"/>
+      </w:pPr>
+      <w:r>
+        <w:t xml:space="preserve">이리나: 하루짜리 설명회라니, 코르닐로바가 오기 전, 첫 달에 우리가 하던 거네요.</w:t>
+      </w:r>
+    </w:p>
+    <w:p>
+      <w:pPr>
+        <w:pStyle w:val="BodyText"/>
+      </w:pPr>
+      <w:r>
+        <w:t xml:space="preserve">알렉세이: 6모듈과 시험이 시험 없는 하루로 바뀌는 거야. 그러니까 산 사람은 누구나 시술한다는 뜻이지.</w:t>
+      </w:r>
+    </w:p>
+    <w:p>
+      <w:pPr>
+        <w:pStyle w:val="BodyText"/>
+      </w:pPr>
+      <w:r>
+        <w:t xml:space="preserve">올가: 그보다 더해, 료샤. 인증은 클리닉과 우리의 계약이야: 「라도가」는 인증 의사에게만 판다, 모든 공급 계약에 있는 조항이지. 인증이 없으면 제한도 없고, 제한이 없으면 돈 내는 사람 누구에게나 팔아. 지하실 마스터들에게도. 첫해처럼, 다만 서류만 번듯하게.</w:t>
+      </w:r>
+    </w:p>
+    <w:p>
+      <w:pPr>
+        <w:pStyle w:val="BodyText"/>
+      </w:pPr>
+      <w:r>
+        <w:t xml:space="preserve">이리나: 매출이 최소 두 배는 늘겠죠. 그 사람은 당연히 그걸 계산했어요.</w:t>
       </w:r>
     </w:p>
     <w:p>
@@ -4054,151 +4054,151 @@
         <w:pStyle w:val="BodyText"/>
       </w:pPr>
       <w:r>
-        <w:t xml:space="preserve">알렉세이: 보험 파트너. 밤에 입술이 하얘진 여자가 전화하면 — 보험사가 받는다.</w:t>
-      </w:r>
-    </w:p>
-    <w:p>
-      <w:pPr>
-        <w:pStyle w:val="BodyText"/>
-      </w:pPr>
-      <w:r>
-        <w:t xml:space="preserve">이리나: 보험사는 출동 안 해요. 보험사는 — 서류를 만들죠.</w:t>
-      </w:r>
-    </w:p>
-    <w:p>
-      <w:pPr>
-        <w:pStyle w:val="BodyText"/>
-      </w:pPr>
-      <w:r>
-        <w:t xml:space="preserve">올가: 4항. 「「주사 이후」 프로그램은 종료된다. 기존 의무는 기한 만료 시까지 이행된다」.</w:t>
-      </w:r>
-    </w:p>
-    <w:p>
-      <w:pPr>
-        <w:pStyle w:val="BodyText"/>
-      </w:pPr>
-      <w:r>
-        <w:t xml:space="preserve">이리나: 연 5,600만 — 삭제. 구사로바랑 우리가 본 그대로 줄마다 지웠네요. 정확히 줄마다.</w:t>
-      </w:r>
-    </w:p>
-    <w:p>
-      <w:pPr>
-        <w:pStyle w:val="BodyText"/>
-      </w:pPr>
-      <w:r>
-        <w:t xml:space="preserve">올가: 5항. 「품질 관리 기능은 매수인의 품질 부서로 통합된다. 로트 정지 권한은 중앙에서 행사된다」.</w:t>
-      </w:r>
-    </w:p>
-    <w:p>
-      <w:pPr>
-        <w:pStyle w:val="BodyText"/>
-      </w:pPr>
-      <w:r>
-        <w:t xml:space="preserve">알렉세이: 중앙에서. 그러니까 — 아무도 안 한다는 거지.</w:t>
-      </w:r>
-    </w:p>
-    <w:p>
-      <w:pPr>
-        <w:pStyle w:val="BodyText"/>
-      </w:pPr>
-      <w:r>
-        <w:t xml:space="preserve">이리나: 그러니까 — 샤바노프가. 아니면 데니스가. 야간 상담선을 계산하던.</w:t>
-      </w:r>
-    </w:p>
-    <w:p>
-      <w:pPr>
-        <w:pStyle w:val="BodyText"/>
-      </w:pPr>
-      <w:r>
-        <w:t xml:space="preserve">올가: 리타가 이미 들었어. 그쪽 인사 담당자한테서.</w:t>
-      </w:r>
-    </w:p>
-    <w:p>
-      <w:pPr>
-        <w:pStyle w:val="BodyText"/>
-      </w:pPr>
-      <w:r>
-        <w:t xml:space="preserve">알렉세이: 「저희는 로트를 멈추지 않아요 — 팔죠」.</w:t>
-      </w:r>
-    </w:p>
-    <w:p>
-      <w:pPr>
-        <w:pStyle w:val="BodyText"/>
-      </w:pPr>
-      <w:r>
-        <w:t xml:space="preserve">올가: 6항. 부속서 7. 핵심 인력. 직위 14개. 12개월 유지.</w:t>
-      </w:r>
-    </w:p>
-    <w:p>
-      <w:pPr>
-        <w:pStyle w:val="BodyText"/>
-      </w:pPr>
-      <w:r>
-        <w:t xml:space="preserve">알렉세이: 명단에 누가 있어?</w:t>
-      </w:r>
-    </w:p>
-    <w:p>
-      <w:pPr>
-        <w:pStyle w:val="BodyText"/>
-      </w:pPr>
-      <w:r>
-        <w:t xml:space="preserve">올가: 대표 — 3년. 영업 — 일곱 명. 재무 — 반년, 인수인계용. 물류 — 다섯. 끝.</w:t>
-      </w:r>
-    </w:p>
-    <w:p>
-      <w:pPr>
-        <w:pStyle w:val="BodyText"/>
-      </w:pPr>
-      <w:r>
-        <w:t xml:space="preserve">이리나: 재무 이사 — 인수인계용. 저예요. 6개월. 그다음엔 — 안녕히.</w:t>
-      </w:r>
-    </w:p>
-    <w:p>
-      <w:pPr>
-        <w:pStyle w:val="BodyText"/>
-      </w:pPr>
-      <w:r>
-        <w:t xml:space="preserve">알렉세이: 리타는? 코르닐로바는? 발랴는? 변호사는?</w:t>
-      </w:r>
-    </w:p>
-    <w:p>
-      <w:pPr>
-        <w:pStyle w:val="BodyText"/>
-      </w:pPr>
-      <w:r>
-        <w:t xml:space="preserve">올가: 변호사는 명단에 없어. 나도 없고. 리타도 없고. 상담선도 없고. 센터도 없어. 102명 중 14명.</w:t>
-      </w:r>
-    </w:p>
-    <w:p>
-      <w:pPr>
-        <w:pStyle w:val="BodyText"/>
-      </w:pPr>
-      <w:r>
-        <w:t xml:space="preserve">이리나: 88명 — 「최적화」. 이게 바로 러시아어 번역이네요.</w:t>
-      </w:r>
-    </w:p>
-    <w:p>
-      <w:pPr>
-        <w:pStyle w:val="BodyText"/>
-      </w:pPr>
-      <w:r>
-        <w:t xml:space="preserve">알렉세이: 88명. 그중 예순한 명이 편지에 서명했어요.</w:t>
-      </w:r>
-    </w:p>
-    <w:p>
-      <w:pPr>
-        <w:pStyle w:val="BodyText"/>
-      </w:pPr>
-      <w:r>
-        <w:t xml:space="preserve">이리나: 그리고 스베타. 서른여덟 번째. 이미 그쪽에 있죠.</w:t>
-      </w:r>
-    </w:p>
-    <w:p>
-      <w:pPr>
-        <w:pStyle w:val="BodyText"/>
-      </w:pPr>
-      <w:r>
-        <w:t xml:space="preserve">알렉세이: 스베타는 자기 뜻으로 갔어요. 이 88명은 — 그 사람 뜻이고요.</w:t>
+        <w:t xml:space="preserve">알렉세이: 보험 파트너. 밤에 입술이 하얘진 여자가 전화하면 보험 회사가 받는다는 거지.</w:t>
+      </w:r>
+    </w:p>
+    <w:p>
+      <w:pPr>
+        <w:pStyle w:val="BodyText"/>
+      </w:pPr>
+      <w:r>
+        <w:t xml:space="preserve">이리나: 보험사는 도와주러 출동 안 해요. 보험사는 서류만 만들죠.</w:t>
+      </w:r>
+    </w:p>
+    <w:p>
+      <w:pPr>
+        <w:pStyle w:val="BodyText"/>
+      </w:pPr>
+      <w:r>
+        <w:t xml:space="preserve">올가: 4항: 「「주사 이후」 프로그램은 종료된다. 기존 의무는 기한 만료 시까지 이행된다」.</w:t>
+      </w:r>
+    </w:p>
+    <w:p>
+      <w:pPr>
+        <w:pStyle w:val="BodyText"/>
+      </w:pPr>
+      <w:r>
+        <w:t xml:space="preserve">이리나: 연 5,600만 삭제. 구사로바랑 우리가 찾은 걸 정확히 줄마다 지웠네요.</w:t>
+      </w:r>
+    </w:p>
+    <w:p>
+      <w:pPr>
+        <w:pStyle w:val="BodyText"/>
+      </w:pPr>
+      <w:r>
+        <w:t xml:space="preserve">올가: 5항: 「품질 관리 기능은 매수인의 품질 부서로 통합된다. 로트 정지 권한은 중앙에서 행사된다」.</w:t>
+      </w:r>
+    </w:p>
+    <w:p>
+      <w:pPr>
+        <w:pStyle w:val="BodyText"/>
+      </w:pPr>
+      <w:r>
+        <w:t xml:space="preserve">알렉세이: 중앙에서 행사된다. 그러니까 실제로는 아무도 안 한다는 거지.</w:t>
+      </w:r>
+    </w:p>
+    <w:p>
+      <w:pPr>
+        <w:pStyle w:val="BodyText"/>
+      </w:pPr>
+      <w:r>
+        <w:t xml:space="preserve">이리나: 그러니까 샤바노프가, 아니면 야간 상담선을 비용으로 계산하던 데니스가 한다는 거죠.</w:t>
+      </w:r>
+    </w:p>
+    <w:p>
+      <w:pPr>
+        <w:pStyle w:val="BodyText"/>
+      </w:pPr>
+      <w:r>
+        <w:t xml:space="preserve">올가: 리타는 이미 들었어, 그쪽 인사 담당자가 전화했을 때.</w:t>
+      </w:r>
+    </w:p>
+    <w:p>
+      <w:pPr>
+        <w:pStyle w:val="BodyText"/>
+      </w:pPr>
+      <w:r>
+        <w:t xml:space="preserve">알렉세이: 「저희는 로트를 멈추지 않아요 — 팔죠」. 이제 그게 문서로 박혀 있네.</w:t>
+      </w:r>
+    </w:p>
+    <w:p>
+      <w:pPr>
+        <w:pStyle w:val="BodyText"/>
+      </w:pPr>
+      <w:r>
+        <w:t xml:space="preserve">올가: 6항, 부속서 7: 핵심 인력. 12개월 유지되는 직위 14개.</w:t>
+      </w:r>
+    </w:p>
+    <w:p>
+      <w:pPr>
+        <w:pStyle w:val="BodyText"/>
+      </w:pPr>
+      <w:r>
+        <w:t xml:space="preserve">알렉세이: 그 명단에 누가 있어, 올랴?</w:t>
+      </w:r>
+    </w:p>
+    <w:p>
+      <w:pPr>
+        <w:pStyle w:val="BodyText"/>
+      </w:pPr>
+      <w:r>
+        <w:t xml:space="preserve">올가: 대표 3년, 영업 일곱 명, 재무 이사 인수인계용 반년, 물류 다섯 명. 끝.</w:t>
+      </w:r>
+    </w:p>
+    <w:p>
+      <w:pPr>
+        <w:pStyle w:val="BodyText"/>
+      </w:pPr>
+      <w:r>
+        <w:t xml:space="preserve">이리나: 인수인계용 재무 이사가 저예요. 6개월, 그다음엔 안녕히.</w:t>
+      </w:r>
+    </w:p>
+    <w:p>
+      <w:pPr>
+        <w:pStyle w:val="BodyText"/>
+      </w:pPr>
+      <w:r>
+        <w:t xml:space="preserve">알렉세이: 리타는? 코르닐로바는? 발랴는? 변호사는? 다 없어?</w:t>
+      </w:r>
+    </w:p>
+    <w:p>
+      <w:pPr>
+        <w:pStyle w:val="BodyText"/>
+      </w:pPr>
+      <w:r>
+        <w:t xml:space="preserve">올가: 변호사는 명단에 없어, 그러니까 나도 없어. 리타도, 상담선도, 센터도 없어. 102명 중 14명.</w:t>
+      </w:r>
+    </w:p>
+    <w:p>
+      <w:pPr>
+        <w:pStyle w:val="BodyText"/>
+      </w:pPr>
+      <w:r>
+        <w:t xml:space="preserve">이리나: 88명이 「최적화」 대상이에요. 이게 바로 러시아어 번역이네요.</w:t>
+      </w:r>
+    </w:p>
+    <w:p>
+      <w:pPr>
+        <w:pStyle w:val="BodyText"/>
+      </w:pPr>
+      <w:r>
+        <w:t xml:space="preserve">알렉세이: 88명, 그중 예순한 명이 편지에 서명했어요.</w:t>
+      </w:r>
+    </w:p>
+    <w:p>
+      <w:pPr>
+        <w:pStyle w:val="BodyText"/>
+      </w:pPr>
+      <w:r>
+        <w:t xml:space="preserve">이리나: 그리고 이미 그쪽에 있는 서른여덟 번째 서명, 스베타도요.</w:t>
+      </w:r>
+    </w:p>
+    <w:p>
+      <w:pPr>
+        <w:pStyle w:val="BodyText"/>
+      </w:pPr>
+      <w:r>
+        <w:t xml:space="preserve">알렉세이: 스베타는 자기 뜻으로 갔고, 이 88명은 그 사람 뜻으로 나가게 되는 거예요.</w:t>
       </w:r>
     </w:p>
     <w:p>
@@ -4214,47 +4214,47 @@
         <w:pStyle w:val="BodyText"/>
       </w:pPr>
       <w:r>
-        <w:t xml:space="preserve">이리나: 불수용. 설명 없이?</w:t>
-      </w:r>
-    </w:p>
-    <w:p>
-      <w:pPr>
-        <w:pStyle w:val="BodyText"/>
-      </w:pPr>
-      <w:r>
-        <w:t xml:space="preserve">올가: 설명 있어. 한 줄. 「공정 가치 대비 프리미엄은 운영 모델 최적화에 대한 매수인의 자유를 반영한다」.</w:t>
-      </w:r>
-    </w:p>
-    <w:p>
-      <w:pPr>
-        <w:pStyle w:val="BodyText"/>
-      </w:pPr>
-      <w:r>
-        <w:t xml:space="preserve">알렉세이: 최적화의 자유. 닫을 자유를 사는 거네. 9억에.</w:t>
-      </w:r>
-    </w:p>
-    <w:p>
-      <w:pPr>
-        <w:pStyle w:val="BodyText"/>
-      </w:pPr>
-      <w:r>
-        <w:t xml:space="preserve">이리나: 구사로바가 제일 먼저 말했죠. 「그걸 당신들이 직접 내는 거예요. 야간 출동에서」.</w:t>
-      </w:r>
-    </w:p>
-    <w:p>
-      <w:pPr>
-        <w:pStyle w:val="BodyText"/>
-      </w:pPr>
-      <w:r>
-        <w:t xml:space="preserve">올가: 8항이 더 있어. 마지막. 너에 대한 거야, 료샤.</w:t>
-      </w:r>
-    </w:p>
-    <w:p>
-      <w:pPr>
-        <w:pStyle w:val="BodyText"/>
-      </w:pPr>
-      <w:r>
-        <w:t xml:space="preserve">알렉세이: 읽어.</w:t>
+        <w:t xml:space="preserve">이리나: 불수용? 아무 설명도 없이?</w:t>
+      </w:r>
+    </w:p>
+    <w:p>
+      <w:pPr>
+        <w:pStyle w:val="BodyText"/>
+      </w:pPr>
+      <w:r>
+        <w:t xml:space="preserve">올가: 한 줄짜리 설명이 있어: 「공정 가치 대비 프리미엄은 운영 모델 최적화에 대한 매수인의 자유를 반영한다」.</w:t>
+      </w:r>
+    </w:p>
+    <w:p>
+      <w:pPr>
+        <w:pStyle w:val="BodyText"/>
+      </w:pPr>
+      <w:r>
+        <w:t xml:space="preserve">알렉세이: 최적화의 자유. 닫을 자유를 사고, 거기에 9억을 내는 거네.</w:t>
+      </w:r>
+    </w:p>
+    <w:p>
+      <w:pPr>
+        <w:pStyle w:val="BodyText"/>
+      </w:pPr>
+      <w:r>
+        <w:t xml:space="preserve">이리나: 구사로바가 제일 먼저 말했죠: 「그걸 당신들이 직접 내는 거예요. 야간 출동에서」.</w:t>
+      </w:r>
+    </w:p>
+    <w:p>
+      <w:pPr>
+        <w:pStyle w:val="BodyText"/>
+      </w:pPr>
+      <w:r>
+        <w:t xml:space="preserve">올가: 8항이 더 있어, 마지막. 너에 대한 거야, 료샤.</w:t>
+      </w:r>
+    </w:p>
+    <w:p>
+      <w:pPr>
+        <w:pStyle w:val="BodyText"/>
+      </w:pPr>
+      <w:r>
+        <w:t xml:space="preserve">알렉세이: 읽어, 올랴. 이제 상관없어.</w:t>
       </w:r>
     </w:p>
     <w:p>
@@ -4270,15 +4270,15 @@
         <w:pStyle w:val="BodyText"/>
       </w:pPr>
       <w:r>
-        <w:t xml:space="preserve">알렉세이: 2억. 별도로. 나한테 개인적으로.</w:t>
-      </w:r>
-    </w:p>
-    <w:p>
-      <w:pPr>
-        <w:pStyle w:val="BodyText"/>
-      </w:pPr>
-      <w:r>
-        <w:t xml:space="preserve">이리나: 그러니까 — 당신이 직접 센터와 상담선과 「라도가」를 닫으면요. 자기 손으로. 3년 동안.</w:t>
+        <w:t xml:space="preserve">알렉세이: 2억, 별도로, 나한테 개인적으로. 이걸 그렇게 부르는 거구나.</w:t>
+      </w:r>
+    </w:p>
+    <w:p>
+      <w:pPr>
+        <w:pStyle w:val="BodyText"/>
+      </w:pPr>
+      <w:r>
+        <w:t xml:space="preserve">이리나: 그러니까 당신이 직접, 자기 손으로 3년 동안 센터와 상담선과 「라도가」를 닫으면요.</w:t>
       </w:r>
     </w:p>
     <w:bookmarkEnd w:id="34"/>
@@ -4304,231 +4304,231 @@
         <w:pStyle w:val="BodyText"/>
       </w:pPr>
       <w:r>
-        <w:t xml:space="preserve">올가: 사람을 잘 아는 거야. 그게 숫자를 아는 것보다 더 나빠. 직접, 자기 손으로 다 닫는 대표가 — 해고해야 하는 대표보다 싸다는 걸 알거든. 해고된 대표는 기자한테 가. 보너스 받은 대표는 — 3년간 입을 다물지. 그리고 회식 자리에서 웃고.</w:t>
-      </w:r>
-    </w:p>
-    <w:p>
-      <w:pPr>
-        <w:pStyle w:val="BodyText"/>
-      </w:pPr>
-      <w:r>
-        <w:t xml:space="preserve">이리나: 올가. 료샤. 말해도 돼? 비행기 타기 전에.</w:t>
-      </w:r>
-    </w:p>
-    <w:p>
-      <w:pPr>
-        <w:pStyle w:val="BodyText"/>
-      </w:pPr>
-      <w:r>
-        <w:t xml:space="preserve">알렉세이: 말씀하세요, 이리나. 30분 있어요.</w:t>
-      </w:r>
-    </w:p>
-    <w:p>
-      <w:pPr>
-        <w:pStyle w:val="BodyText"/>
-      </w:pPr>
-      <w:r>
-        <w:t xml:space="preserve">이리나: 일주일 전에 칠판에 썼어요: 「지쳤다. 문으로 나가고 싶다」. 지금도 지쳤어, 올가. 일주일 동안 아무것도 안 바뀌었어. 8억 — 그대로. 엄마 — 그대로, 병원 대기 줄도 — 그대로. 용감해진 것도 아니야. 그냥 한 쪽을 읽었을 뿐이야.</w:t>
-      </w:r>
-    </w:p>
-    <w:p>
-      <w:pPr>
-        <w:pStyle w:val="BodyText"/>
-      </w:pPr>
-      <w:r>
-        <w:t xml:space="preserve">올가: 이라…</w:t>
-      </w:r>
-    </w:p>
-    <w:p>
-      <w:pPr>
-        <w:pStyle w:val="BodyText"/>
-      </w:pPr>
-      <w:r>
-        <w:t xml:space="preserve">이리나: 끝까지 말하게 해 줘. 문으로 나가고 싶었어. 그런데 그 문 너머를 봤어. 88명. 발랴는 — 보험사로. 리타는 — 정지 권한 없이. 코르닐로바는 — 집으로. 할머니 글씨는 — 쓰레기통으로. 그건 문이 아니야, 올가. 그건 — 그 사람들의 창문이야. 우리를 내던지는.</w:t>
-      </w:r>
-    </w:p>
-    <w:p>
-      <w:pPr>
-        <w:pStyle w:val="BodyText"/>
-      </w:pPr>
-      <w:r>
-        <w:t xml:space="preserve">알렉세이: 이리나, 그러지 않으셔도…</w:t>
-      </w:r>
-    </w:p>
-    <w:p>
-      <w:pPr>
-        <w:pStyle w:val="BodyText"/>
-      </w:pPr>
-      <w:r>
-        <w:t xml:space="preserve">이리나: 그래야 해요. 이건 제 표예요, 그리고 저는 표결해요. 이 조건에 반대. 매각 전반에 반대가 아니라 — 저는 여전히 곁에 강한 누군가가 필요하다고 생각해요. 하지만 이 조건엔 반대. 나중에 발랴를 내던질 창문으로는 나가지 않을 거예요. 그 사람 눈을 볼 수 없을 거예요. 휴가 중에도.</w:t>
-      </w:r>
-    </w:p>
-    <w:p>
-      <w:pPr>
-        <w:pStyle w:val="BodyText"/>
-      </w:pPr>
-      <w:r>
-        <w:t xml:space="preserve">올가: 적을게. 그대로. 「벨로바 — 반대. 창문으로는 — 안 나간다」.</w:t>
-      </w:r>
-    </w:p>
-    <w:p>
-      <w:pPr>
-        <w:pStyle w:val="BodyText"/>
-      </w:pPr>
-      <w:r>
-        <w:t xml:space="preserve">알렉세이: 고마워요, 이라.</w:t>
-      </w:r>
-    </w:p>
-    <w:p>
-      <w:pPr>
-        <w:pStyle w:val="BodyText"/>
-      </w:pPr>
-      <w:r>
-        <w:t xml:space="preserve">이리나: 별말을요. 그래도 저는 지쳤어요. 그건 칠판에 남아요. 이제 거기 한 줄이 더 생길 뿐이에요.</w:t>
-      </w:r>
-    </w:p>
-    <w:p>
-      <w:pPr>
-        <w:pStyle w:val="BodyText"/>
-      </w:pPr>
-      <w:r>
-        <w:t xml:space="preserve">올가: 그럼 내 차례. 짧게, 약속해. 난 변호사야. 20년 동안 「불수용」, 「기각」, 「본안에 대해 이의」라고 써 왔어. 예쁘게, 형식적으로, 조문 번호를 달고. 지금은 형식적으로 하고 싶지 않아. 조문 뒤에 숨고 싶지 않아. 베라 파블로브나처럼 말하고 싶어. 한 단어로. 음, 두 단어로.</w:t>
-      </w:r>
-    </w:p>
-    <w:p>
-      <w:pPr>
-        <w:pStyle w:val="BodyText"/>
-      </w:pPr>
-      <w:r>
-        <w:t xml:space="preserve">알렉세이: 어떻게?</w:t>
-      </w:r>
-    </w:p>
-    <w:p>
-      <w:pPr>
-        <w:pStyle w:val="BodyText"/>
-      </w:pPr>
-      <w:r>
-        <w:t xml:space="preserve">올가: Это неприемлемо(받아들일 수 없다). 두 단어. 「존경하는」 없이. 「유감스럽게도」 없이. 받아들일 수 없다.</w:t>
-      </w:r>
-    </w:p>
-    <w:p>
-      <w:pPr>
-        <w:pStyle w:val="BodyText"/>
-      </w:pPr>
-      <w:r>
-        <w:t xml:space="preserve">알렉세이: 받아들일 수 없다. 나도 그렇게 생각해.</w:t>
-      </w:r>
-    </w:p>
-    <w:p>
-      <w:pPr>
-        <w:pStyle w:val="BodyText"/>
-      </w:pPr>
-      <w:r>
-        <w:t xml:space="preserve">올가: 그럼 그렇게 써. 네 말로. 난 검토만 할게.</w:t>
-      </w:r>
-    </w:p>
-    <w:p>
-      <w:pPr>
-        <w:pStyle w:val="BodyText"/>
-      </w:pPr>
-      <w:r>
-        <w:t xml:space="preserve">알렉세이: 내 말로. 네 말 말고. 알았어.</w:t>
-      </w:r>
-    </w:p>
-    <w:p>
-      <w:pPr>
-        <w:pStyle w:val="BodyText"/>
-      </w:pPr>
-      <w:r>
-        <w:t xml:space="preserve">이리나: 그럼 뭐라고 답해요? 역제안? 이렇게 말할 수 있어요: 「우리 세 조건이면 — 40억. 당신의 여덟 조건이면 — 31억, 한 푼도 더는 안 된다」. 그 사람이 직접 고르게 해요, 뭐가 더 비싼지: 닫을 자유냐 우리 사람들이냐. 정직한 산수예요. 구사로바도 인정할 거예요.</w:t>
-      </w:r>
-    </w:p>
-    <w:p>
-      <w:pPr>
-        <w:pStyle w:val="BodyText"/>
-      </w:pPr>
-      <w:r>
-        <w:t xml:space="preserve">올가: 아니. 이걸로 흥정하지 마, 이라. 이건 가격 문제가 아니야. 이 조건에 가격을 부르면 — 이게 전부 팔리는 거라고 말하는 셈이야. 센터, 상담선, 발랴, 상자의 글씨. 그냥 더 비쌀 뿐이라고. 그런데 이건 안 팔아. 31억에도, 100억에도. 그게 산수의 전부야.</w:t>
-      </w:r>
-    </w:p>
-    <w:p>
-      <w:pPr>
-        <w:pStyle w:val="BodyText"/>
-      </w:pPr>
-      <w:r>
-        <w:t xml:space="preserve">이리나: 그 사람이 우리 조건에 동의하면요? 40억에?</w:t>
-      </w:r>
-    </w:p>
-    <w:p>
-      <w:pPr>
-        <w:pStyle w:val="BodyText"/>
-      </w:pPr>
-      <w:r>
-        <w:t xml:space="preserve">올가: 동의 안 해. 방금 「불수용」이라고 썼잖아. 그 사람은 자기 자신과 흥정하지 않아. 혹시라도 동의한다면 — 아직 우리가 못 본 세 번째 뭔가를 꾸민 거야. 16년 알았어. 그냥 양보하는 법이 없어.</w:t>
-      </w:r>
-    </w:p>
-    <w:p>
-      <w:pPr>
-        <w:pStyle w:val="BodyText"/>
-      </w:pPr>
-      <w:r>
-        <w:t xml:space="preserve">알렉세이: 그럼 답은 — 간단해. 받아들일 수 없다. 그리고 이유. 다섯 줄. 가격 없이.</w:t>
-      </w:r>
-    </w:p>
-    <w:p>
-      <w:pPr>
-        <w:pStyle w:val="BodyText"/>
-      </w:pPr>
-      <w:r>
-        <w:t xml:space="preserve">이리나: 제안은요? 11월 30일까지 유효한데.</w:t>
-      </w:r>
-    </w:p>
-    <w:p>
-      <w:pPr>
-        <w:pStyle w:val="BodyText"/>
-      </w:pPr>
-      <w:r>
-        <w:t xml:space="preserve">알렉세이: 유효하라고 하죠. 우리가 거절하는 건 대화가 아니라. 조건이에요. 올가, 그래도 돼?</w:t>
-      </w:r>
-    </w:p>
-    <w:p>
-      <w:pPr>
-        <w:pStyle w:val="BodyText"/>
-      </w:pPr>
-      <w:r>
-        <w:t xml:space="preserve">올가: 돼. 오히려 맞아. 문은 닫혔어. 하지만 잠기진 않았어.</w:t>
-      </w:r>
-    </w:p>
-    <w:p>
-      <w:pPr>
-        <w:pStyle w:val="BodyText"/>
-      </w:pPr>
-      <w:r>
-        <w:t xml:space="preserve">알렉세이: 탑승 안내 나왔다. 답장은 차에서 쓸게. 인천에서. 도윤이 쉼표를 도와줄 거야.</w:t>
-      </w:r>
-    </w:p>
-    <w:p>
-      <w:pPr>
-        <w:pStyle w:val="BodyText"/>
-      </w:pPr>
-      <w:r>
-        <w:t xml:space="preserve">올가: 도윤은 — 한국어 쉼표. 러시아어 쉼표는 — 내가 볼게. 보내기 전에 나한테 줘.</w:t>
-      </w:r>
-    </w:p>
-    <w:p>
-      <w:pPr>
-        <w:pStyle w:val="BodyText"/>
-      </w:pPr>
-      <w:r>
-        <w:t xml:space="preserve">이리나: 료샤. 윤 대표님께 말씀드려요. 전부. 볼코프가 그분 젤로 뭘 하려 했는지 아셔야 해요. 남의 브랜드 아래에서.</w:t>
-      </w:r>
-    </w:p>
-    <w:p>
-      <w:pPr>
-        <w:pStyle w:val="BodyText"/>
-      </w:pPr>
-      <w:r>
-        <w:t xml:space="preserve">알렉세이: 말씀드릴게요. 제일 먼저.</w:t>
+        <w:t xml:space="preserve">올가: 사람을 잘 아는 거야, 그게 숫자를 아는 것보다 더 나빠. 직접, 자기 손으로 다 닫는 대표가 해고해야 하는 대표보다 싸다는 걸 알거든. 해고된 대표는 기자한테 가지만, 보너스 받은 대표는 3년간 입을 다물고 회식 자리에서 웃지.</w:t>
+      </w:r>
+    </w:p>
+    <w:p>
+      <w:pPr>
+        <w:pStyle w:val="BodyText"/>
+      </w:pPr>
+      <w:r>
+        <w:t xml:space="preserve">이리나: 올가, 료샤, 비행기 타기 전에 말해도 돼?</w:t>
+      </w:r>
+    </w:p>
+    <w:p>
+      <w:pPr>
+        <w:pStyle w:val="BodyText"/>
+      </w:pPr>
+      <w:r>
+        <w:t xml:space="preserve">알렉세이: 말씀하세요, 이리나. 아직 30분 있어요.</w:t>
+      </w:r>
+    </w:p>
+    <w:p>
+      <w:pPr>
+        <w:pStyle w:val="BodyText"/>
+      </w:pPr>
+      <w:r>
+        <w:t xml:space="preserve">이리나: 일주일 전에 칠판에 썼어요: 「지쳤다. 문으로 나가고 싶다」. 지금도 지쳤어, 올가, 일주일 동안 아무것도 안 바뀌었어. 8억도 그대로, 엄마도 그대로, 병원 대기 줄도 그대로야. 용감해진 게 아니라, 그냥 한 쪽을 읽었을 뿐이야.</w:t>
+      </w:r>
+    </w:p>
+    <w:p>
+      <w:pPr>
+        <w:pStyle w:val="BodyText"/>
+      </w:pPr>
+      <w:r>
+        <w:t xml:space="preserve">올가: 이라… 잠깐, 내 말 좀 들어 봐.</w:t>
+      </w:r>
+    </w:p>
+    <w:p>
+      <w:pPr>
+        <w:pStyle w:val="BodyText"/>
+      </w:pPr>
+      <w:r>
+        <w:t xml:space="preserve">이리나: 끝까지 말하게 해 줘. 문으로 나가고 싶었어. 그런데 그 문 너머를 봤어. 88명. 발랴는 보험사로, 리타는 정지 권한 없이, 코르닐로바는 집으로, 할머니 글씨는 쓰레기통으로. 그건 문이 아니야, 올가. 그건 우리를 내던지는 그 사람들의 창문이야.</w:t>
+      </w:r>
+    </w:p>
+    <w:p>
+      <w:pPr>
+        <w:pStyle w:val="BodyText"/>
+      </w:pPr>
+      <w:r>
+        <w:t xml:space="preserve">알렉세이: 이리나, 지금 꼭 그러지 않으셔도…</w:t>
+      </w:r>
+    </w:p>
+    <w:p>
+      <w:pPr>
+        <w:pStyle w:val="BodyText"/>
+      </w:pPr>
+      <w:r>
+        <w:t xml:space="preserve">이리나: 그래야 해요, 이건 제 표니까요. 이 조건에 반대해요. 매각 전반에 반대가 아니라 — 저는 여전히 곁에 강한 누군가가 필요하다고 생각해요 — 이 조건에 반대예요. 나중에 발랴를 내던질 창문으로는 나가지 않을 거예요. 휴가 중에도 그 사람 눈을 볼 수 없을 테니까요.</w:t>
+      </w:r>
+    </w:p>
+    <w:p>
+      <w:pPr>
+        <w:pStyle w:val="BodyText"/>
+      </w:pPr>
+      <w:r>
+        <w:t xml:space="preserve">올가: 그대로 적을게: 「벨로바 — 반대. 창문으로는 — 안 나간다」.</w:t>
+      </w:r>
+    </w:p>
+    <w:p>
+      <w:pPr>
+        <w:pStyle w:val="BodyText"/>
+      </w:pPr>
+      <w:r>
+        <w:t xml:space="preserve">알렉세이: 고마워요, 이라. 정말 고마워요.</w:t>
+      </w:r>
+    </w:p>
+    <w:p>
+      <w:pPr>
+        <w:pStyle w:val="BodyText"/>
+      </w:pPr>
+      <w:r>
+        <w:t xml:space="preserve">이리나: 별말을요. 그래도 저는 지쳤고, 그건 칠판에 남아요. 이제 거기 한 줄이 더 생길 뿐이에요.</w:t>
+      </w:r>
+    </w:p>
+    <w:p>
+      <w:pPr>
+        <w:pStyle w:val="BodyText"/>
+      </w:pPr>
+      <w:r>
+        <w:t xml:space="preserve">올가: 그럼 내 차례, 짧게 할게, 약속해. 난 변호사고 20년 동안 「불수용」, 「기각」, 「본안에 대해 이의」라고 써 왔어: 예쁘게, 형식적으로, 조문 번호를 달고. 지금은 형식적으로 하고 싶지도, 조문 뒤에 숨고 싶지도 않아. 베라 파블로브나처럼 말하고 싶어: 한 단어로. 음, 두 단어로.</w:t>
+      </w:r>
+    </w:p>
+    <w:p>
+      <w:pPr>
+        <w:pStyle w:val="BodyText"/>
+      </w:pPr>
+      <w:r>
+        <w:t xml:space="preserve">알렉세이: 정확히 어떻게 말하고 싶은데?</w:t>
+      </w:r>
+    </w:p>
+    <w:p>
+      <w:pPr>
+        <w:pStyle w:val="BodyText"/>
+      </w:pPr>
+      <w:r>
+        <w:t xml:space="preserve">올가: Это неприемлемо(받아들일 수 없다). 두 단어, 「존경하는」도 「유감스럽게도」도 없이. 그냥 받아들일 수 없다.</w:t>
+      </w:r>
+    </w:p>
+    <w:p>
+      <w:pPr>
+        <w:pStyle w:val="BodyText"/>
+      </w:pPr>
+      <w:r>
+        <w:t xml:space="preserve">알렉세이: 받아들일 수 없다. 나도 그렇게 생각해, 올랴.</w:t>
+      </w:r>
+    </w:p>
+    <w:p>
+      <w:pPr>
+        <w:pStyle w:val="BodyText"/>
+      </w:pPr>
+      <w:r>
+        <w:t xml:space="preserve">올가: 그럼 네 말로 그렇게 써. 난 검토만 할게.</w:t>
+      </w:r>
+    </w:p>
+    <w:p>
+      <w:pPr>
+        <w:pStyle w:val="BodyText"/>
+      </w:pPr>
+      <w:r>
+        <w:t xml:space="preserve">알렉세이: 네 말 말고 내 말로. 알았어, 그렇게 할게.</w:t>
+      </w:r>
+    </w:p>
+    <w:p>
+      <w:pPr>
+        <w:pStyle w:val="BodyText"/>
+      </w:pPr>
+      <w:r>
+        <w:t xml:space="preserve">이리나: 그럼 뭐라고 답해요? 역제안 어때요: 「우리 세 조건이면 40억, 당신의 여덟 조건이면 31억, 한 푼도 더는 안 된다」. 뭐가 더 비싼지 그 사람이 직접 고르게 해요: 닫을 자유냐 우리 사람들이냐. 정직한 산수예요, 구사로바도 인정할 거예요.</w:t>
+      </w:r>
+    </w:p>
+    <w:p>
+      <w:pPr>
+        <w:pStyle w:val="BodyText"/>
+      </w:pPr>
+      <w:r>
+        <w:t xml:space="preserve">올가: 아니. 이걸로 흥정하지 마, 이라. 이건 가격 문제가 아니야. 이 조건에 가격을 부르면, 이게 전부 팔리는 거라고 말하는 셈이야: 센터, 상담선, 발랴, 상자의 글씨, 그냥 더 비쌀 뿐이라고. 그런데 이건 31억에도, 100억에도 안 팔아. 그게 산수의 전부야.</w:t>
+      </w:r>
+    </w:p>
+    <w:p>
+      <w:pPr>
+        <w:pStyle w:val="BodyText"/>
+      </w:pPr>
+      <w:r>
+        <w:t xml:space="preserve">이리나: 그런데 만약 그 사람이 40억에 우리 조건에 동의하면요?</w:t>
+      </w:r>
+    </w:p>
+    <w:p>
+      <w:pPr>
+        <w:pStyle w:val="BodyText"/>
+      </w:pPr>
+      <w:r>
+        <w:t xml:space="preserve">올가: 동의 안 해. 방금 「불수용」이라고 썼고, 자기 자신과는 흥정하지 않으니까. 혹시라도 동의한다면, 아직 우리가 못 본 세 번째 뭔가를 꾸민 거야. 16년 알았는데, 그냥 양보하는 법이 없어.</w:t>
+      </w:r>
+    </w:p>
+    <w:p>
+      <w:pPr>
+        <w:pStyle w:val="BodyText"/>
+      </w:pPr>
+      <w:r>
+        <w:t xml:space="preserve">알렉세이: 그럼 답은 간단해: 받아들일 수 없다, 그리고 그 이유. 다섯 줄, 가격은 없이.</w:t>
+      </w:r>
+    </w:p>
+    <w:p>
+      <w:pPr>
+        <w:pStyle w:val="BodyText"/>
+      </w:pPr>
+      <w:r>
+        <w:t xml:space="preserve">이리나: 그럼 제안은요? 11월 30일까지 유효하잖아요.</w:t>
+      </w:r>
+    </w:p>
+    <w:p>
+      <w:pPr>
+        <w:pStyle w:val="BodyText"/>
+      </w:pPr>
+      <w:r>
+        <w:t xml:space="preserve">알렉세이: 유효하라고 하죠. 우리가 거절하는 건 대화가 아니라 조건이에요. 올가, 그렇게 해도 돼?</w:t>
+      </w:r>
+    </w:p>
+    <w:p>
+      <w:pPr>
+        <w:pStyle w:val="BodyText"/>
+      </w:pPr>
+      <w:r>
+        <w:t xml:space="preserve">올가: 돼, 오히려 맞아. 문은 닫혔어. 하지만 잠기진 않았어.</w:t>
+      </w:r>
+    </w:p>
+    <w:p>
+      <w:pPr>
+        <w:pStyle w:val="BodyText"/>
+      </w:pPr>
+      <w:r>
+        <w:t xml:space="preserve">알렉세이: 탑승 안내 나왔다. 답장은 인천에서 차 안에서 쓸게, 도윤이 쉼표를 도와줄 거야.</w:t>
+      </w:r>
+    </w:p>
+    <w:p>
+      <w:pPr>
+        <w:pStyle w:val="BodyText"/>
+      </w:pPr>
+      <w:r>
+        <w:t xml:space="preserve">올가: 도윤은 한국어 쉼표를 돕고, 러시아어 쉼표는 내가 직접 볼게. 보내기 전에 나한테 줘.</w:t>
+      </w:r>
+    </w:p>
+    <w:p>
+      <w:pPr>
+        <w:pStyle w:val="BodyText"/>
+      </w:pPr>
+      <w:r>
+        <w:t xml:space="preserve">이리나: 료샤, 윤 대표님께 전부 말씀드려요. 볼코프가 그분 젤을 남의 브랜드 아래에서 어떻게 하려 했는지 아셔야 해요.</w:t>
+      </w:r>
+    </w:p>
+    <w:p>
+      <w:pPr>
+        <w:pStyle w:val="BodyText"/>
+      </w:pPr>
+      <w:r>
+        <w:t xml:space="preserve">알렉세이: 말씀드릴게요. 그게 제일 먼저 드릴 말씀이에요.</w:t>
       </w:r>
     </w:p>
     <w:bookmarkEnd w:id="35"/>
@@ -4546,63 +4546,63 @@
         <w:pStyle w:val="FirstParagraph"/>
       </w:pPr>
       <w:r>
-        <w:t xml:space="preserve">도윤: 료샤! 살 빠졌다. 또. 리타는 알아?</w:t>
-      </w:r>
-    </w:p>
-    <w:p>
-      <w:pPr>
-        <w:pStyle w:val="BodyText"/>
-      </w:pPr>
-      <w:r>
-        <w:t xml:space="preserve">알렉세이: 리타는 다 알아. 도윤, 이거 읽어 봐. 가는 동안. 볼코프의 조건이야.</w:t>
-      </w:r>
-    </w:p>
-    <w:p>
-      <w:pPr>
-        <w:pStyle w:val="BodyText"/>
-      </w:pPr>
-      <w:r>
-        <w:t xml:space="preserve">도윤: 읽을게… 「「라도가」 브랜드는 유통에서 철수한다」. 철수? 그게 뭐야?</w:t>
-      </w:r>
-    </w:p>
-    <w:p>
-      <w:pPr>
-        <w:pStyle w:val="BodyText"/>
-      </w:pPr>
-      <w:r>
-        <w:t xml:space="preserve">알렉세이: 죽는 거야. 1년 뒤에. 그 자리엔 — 「세베르나야 프리미엄」. 이탈리아 젤.</w:t>
-      </w:r>
-    </w:p>
-    <w:p>
-      <w:pPr>
-        <w:pStyle w:val="BodyText"/>
-      </w:pPr>
-      <w:r>
-        <w:t xml:space="preserve">도윤: 「세진」은? 여기 — 「「세진」 브랜드로」라고 쓰여 있어. 우리는 남겨 둔다고?</w:t>
-      </w:r>
-    </w:p>
-    <w:p>
-      <w:pPr>
-        <w:pStyle w:val="BodyText"/>
-      </w:pPr>
-      <w:r>
-        <w:t xml:space="preserve">알렉세이: 남겨 두지. 당분간. 센터도, 상담선도, 인증도 없이. 누구에게나 팔고. 첫해처럼. 회색처럼.</w:t>
-      </w:r>
-    </w:p>
-    <w:p>
-      <w:pPr>
-        <w:pStyle w:val="BodyText"/>
-      </w:pPr>
-      <w:r>
-        <w:t xml:space="preserve">도윤: 회색처럼. 우리 서류로. 우리 이름으로. 대표님은 이걸 안 받아들이실 거야.</w:t>
-      </w:r>
-    </w:p>
-    <w:p>
-      <w:pPr>
-        <w:pStyle w:val="BodyText"/>
-      </w:pPr>
-      <w:r>
-        <w:t xml:space="preserve">알렉세이: 알아. 그래서 가는 거야. 이것 때문에 — 간 건 아니야, 상의하러 갔지. 그런데 이제는 — 이것도.</w:t>
+        <w:t xml:space="preserve">도윤: 료샤! 또 살 빠졌다, 다 보여. 리타는 알아?</w:t>
+      </w:r>
+    </w:p>
+    <w:p>
+      <w:pPr>
+        <w:pStyle w:val="BodyText"/>
+      </w:pPr>
+      <w:r>
+        <w:t xml:space="preserve">알렉세이: 리타는 다 알아. 도윤, 가는 동안 이거 읽어 봐. 볼코프의 조건이야.</w:t>
+      </w:r>
+    </w:p>
+    <w:p>
+      <w:pPr>
+        <w:pStyle w:val="BodyText"/>
+      </w:pPr>
+      <w:r>
+        <w:t xml:space="preserve">도윤: 읽을게… 「「라도가」 브랜드는 유통에서 철수한다」. 철수? 그게 무슨 뜻이야?</w:t>
+      </w:r>
+    </w:p>
+    <w:p>
+      <w:pPr>
+        <w:pStyle w:val="BodyText"/>
+      </w:pPr>
+      <w:r>
+        <w:t xml:space="preserve">알렉세이: 1년 뒤에 브랜드가 죽는다는 거야. 그 자리엔 「세베르나야 프리미엄」, 이탈리아 젤이 들어오고.</w:t>
+      </w:r>
+    </w:p>
+    <w:p>
+      <w:pPr>
+        <w:pStyle w:val="BodyText"/>
+      </w:pPr>
+      <w:r>
+        <w:t xml:space="preserve">도윤: 「세진」은? 여기 「「세진」 브랜드로」라고 쓰여 있어. 우리는 남겨 둔다고?</w:t>
+      </w:r>
+    </w:p>
+    <w:p>
+      <w:pPr>
+        <w:pStyle w:val="BodyText"/>
+      </w:pPr>
+      <w:r>
+        <w:t xml:space="preserve">알렉세이: 남겨 두지, 당분간은. 센터도, 상담선도, 인증도 없이. 첫해처럼, 회색처럼, 누구에게나 팔고.</w:t>
+      </w:r>
+    </w:p>
+    <w:p>
+      <w:pPr>
+        <w:pStyle w:val="BodyText"/>
+      </w:pPr>
+      <w:r>
+        <w:t xml:space="preserve">도윤: 회색처럼, 그런데 우리 서류와 우리 이름으로. 대표님은 절대 이걸 안 받아들이실 거야.</w:t>
+      </w:r>
+    </w:p>
+    <w:p>
+      <w:pPr>
+        <w:pStyle w:val="BodyText"/>
+      </w:pPr>
+      <w:r>
+        <w:t xml:space="preserve">알렉세이: 알아, 그래서 가는 거야. 원래는 이것 때문이 아니라 상의하러 간 건데, 이제는 이것 때문이기도 해.</w:t>
       </w:r>
     </w:p>
     <w:p>
@@ -4618,63 +4618,63 @@
         <w:pStyle w:val="BodyText"/>
       </w:pPr>
       <w:r>
-        <w:t xml:space="preserve">알렉세이: 나한테. 내가 직접 다 닫으면. 3년 동안.</w:t>
-      </w:r>
-    </w:p>
-    <w:p>
-      <w:pPr>
-        <w:pStyle w:val="BodyText"/>
-      </w:pPr>
-      <w:r>
-        <w:t xml:space="preserve">도윤: 다리야… 그 사람이 2억에 너를 사려는 거야?</w:t>
-      </w:r>
-    </w:p>
-    <w:p>
-      <w:pPr>
-        <w:pStyle w:val="BodyText"/>
-      </w:pPr>
-      <w:r>
-        <w:t xml:space="preserve">알렉세이: 날 사는 게 아니야, 도윤. 내 손을 사는 거지. 센터를 닫는 게 샤바노프가 아니라 나이도록. 코르닐로바에게 통보하는 게 남이 아니라 그분이 인내를 가르친 사람이도록. 닫는 게 그 사람에게 부끄럽지 않도록. 부끄러운 건 나이도록. 3년. 2억에.</w:t>
-      </w:r>
-    </w:p>
-    <w:p>
-      <w:pPr>
-        <w:pStyle w:val="BodyText"/>
-      </w:pPr>
-      <w:r>
-        <w:t xml:space="preserve">도윤: 대표님이라면 이러셨을 거야: 「손은 팔지 않는다. 시간만 판다」.</w:t>
-      </w:r>
-    </w:p>
-    <w:p>
-      <w:pPr>
-        <w:pStyle w:val="BodyText"/>
-      </w:pPr>
-      <w:r>
-        <w:t xml:space="preserve">알렉세이: 너희 대표님은 나보다 말을 잘하셔. 답장 쓰는 거 도와줘. 다섯 줄. 러시아어로, 하지만 한국식 예의로.</w:t>
-      </w:r>
-    </w:p>
-    <w:p>
-      <w:pPr>
-        <w:pStyle w:val="BodyText"/>
-      </w:pPr>
-      <w:r>
-        <w:t xml:space="preserve">도윤: 한국식 예의면 — 길어. 백 줄에 절 한 번.</w:t>
-      </w:r>
-    </w:p>
-    <w:p>
-      <w:pPr>
-        <w:pStyle w:val="BodyText"/>
-      </w:pPr>
-      <w:r>
-        <w:t xml:space="preserve">알렉세이: 그럼 러시아식 직설로. 네 쉼표와 함께. 들어 봐. 불러 줄게.</w:t>
-      </w:r>
-    </w:p>
-    <w:p>
-      <w:pPr>
-        <w:pStyle w:val="BodyText"/>
-      </w:pPr>
-      <w:r>
-        <w:t xml:space="preserve">도윤: 불러. 받아 쓸게.</w:t>
+        <w:t xml:space="preserve">알렉세이: 나한테. 내가 3년 동안 직접 다 닫고, 그러면서 웃고 있으면.</w:t>
+      </w:r>
+    </w:p>
+    <w:p>
+      <w:pPr>
+        <w:pStyle w:val="BodyText"/>
+      </w:pPr>
+      <w:r>
+        <w:t xml:space="preserve">도윤: 다리야… 그 사람이 정말 2억에 너를 사려는 거야?</w:t>
+      </w:r>
+    </w:p>
+    <w:p>
+      <w:pPr>
+        <w:pStyle w:val="BodyText"/>
+      </w:pPr>
+      <w:r>
+        <w:t xml:space="preserve">알렉세이: 날 사는 게 아니야, 도윤. 내 손을 사는 거지. 센터를 닫는 게 샤바노프가 아니라 나이도록. 코르닐로바에게 통보하는 게 남이 아니라 그분이 인내를 가르친 사람이도록. 닫는 게 그 사람에게는 부끄럽지 않고, 나에게 부끄럽도록. 3년, 2억에.</w:t>
+      </w:r>
+    </w:p>
+    <w:p>
+      <w:pPr>
+        <w:pStyle w:val="BodyText"/>
+      </w:pPr>
+      <w:r>
+        <w:t xml:space="preserve">도윤: 대표님이라면 이러셨을 거야: 「손은 팔지 않는다. 파는 건 시간뿐이다」.</w:t>
+      </w:r>
+    </w:p>
+    <w:p>
+      <w:pPr>
+        <w:pStyle w:val="BodyText"/>
+      </w:pPr>
+      <w:r>
+        <w:t xml:space="preserve">알렉세이: 너희 대표님은 나보다 말을 잘하셔. 답장 쓰는 거 도와줘: 다섯 줄, 러시아어로, 하지만 한국식 예의로.</w:t>
+      </w:r>
+    </w:p>
+    <w:p>
+      <w:pPr>
+        <w:pStyle w:val="BodyText"/>
+      </w:pPr>
+      <w:r>
+        <w:t xml:space="preserve">도윤: 한국식 예의면 길어져: 백 줄에, 마지막엔 절 한 번.</w:t>
+      </w:r>
+    </w:p>
+    <w:p>
+      <w:pPr>
+        <w:pStyle w:val="BodyText"/>
+      </w:pPr>
+      <w:r>
+        <w:t xml:space="preserve">알렉세이: 그럼 러시아식 직설로, 대신 네 쉼표와 함께. 들어 봐, 불러 줄게.</w:t>
+      </w:r>
+    </w:p>
+    <w:p>
+      <w:pPr>
+        <w:pStyle w:val="BodyText"/>
+      </w:pPr>
+      <w:r>
+        <w:t xml:space="preserve">도윤: 불러, 한 단어도 안 빼고 받아 쓸게. 쉼표는 나중에 고치고.</w:t>
       </w:r>
     </w:p>
     <w:p>
@@ -4690,55 +4690,55 @@
         <w:pStyle w:val="BodyText"/>
       </w:pPr>
       <w:r>
-        <w:t xml:space="preserve">도윤: 좋아. 그런데 「세르게이 파블로비치」 뒤엔 — 우리는 마침표를 찍어. 너도 마침표 찍었네. 맞아.</w:t>
-      </w:r>
-    </w:p>
-    <w:p>
-      <w:pPr>
-        <w:pStyle w:val="BodyText"/>
-      </w:pPr>
-      <w:r>
-        <w:t xml:space="preserve">알렉세이: 올가가 검토할 거야. 보낼게.</w:t>
-      </w:r>
-    </w:p>
-    <w:p>
-      <w:pPr>
-        <w:pStyle w:val="BodyText"/>
-      </w:pPr>
-      <w:r>
-        <w:t xml:space="preserve">올가: 료샤, 「여덟 항목 전부」 빼. 몇 개인지 그 사람이 알아. 나머지는 — 보내. 잘했어.</w:t>
-      </w:r>
-    </w:p>
-    <w:p>
-      <w:pPr>
-        <w:pStyle w:val="BodyText"/>
-      </w:pPr>
-      <w:r>
-        <w:t xml:space="preserve">도윤: 올가의 「잘했어」는 — 대표님의 훈장 같은 거야.</w:t>
-      </w:r>
-    </w:p>
-    <w:p>
-      <w:pPr>
-        <w:pStyle w:val="BodyText"/>
-      </w:pPr>
-      <w:r>
-        <w:t xml:space="preserve">알렉세이: 보냈어. 여섯 줄. 올가 몫 한 줄 빼고. 다섯.</w:t>
-      </w:r>
-    </w:p>
-    <w:p>
-      <w:pPr>
-        <w:pStyle w:val="BodyText"/>
-      </w:pPr>
-      <w:r>
-        <w:t xml:space="preserve">도윤: 대표님이 물으실 거야: 「볼코프가 뭐라고 답했나?」</w:t>
-      </w:r>
-    </w:p>
-    <w:p>
-      <w:pPr>
-        <w:pStyle w:val="BodyText"/>
-      </w:pPr>
-      <w:r>
-        <w:t xml:space="preserve">알렉세이: 아직 아무 답도 없어. 모스크바는 — 아침 9시야. 읽고 있겠지.</w:t>
+        <w:t xml:space="preserve">도윤: 좋아. 그런데 「세르게이 파블로비치」 뒤엔 우리는 마침표를 찍는데, 너도 마침표 찍었네. 맞아.</w:t>
+      </w:r>
+    </w:p>
+    <w:p>
+      <w:pPr>
+        <w:pStyle w:val="BodyText"/>
+      </w:pPr>
+      <w:r>
+        <w:t xml:space="preserve">알렉세이: 그래도 올가가 검토할 거야. 지금 바로 보낼게.</w:t>
+      </w:r>
+    </w:p>
+    <w:p>
+      <w:pPr>
+        <w:pStyle w:val="BodyText"/>
+      </w:pPr>
+      <w:r>
+        <w:t xml:space="preserve">올가: 료샤, 「여덟 항목 전부」는 빼. 몇 개인지 그 사람이 알아. 나머지는 보내. 잘했어.</w:t>
+      </w:r>
+    </w:p>
+    <w:p>
+      <w:pPr>
+        <w:pStyle w:val="BodyText"/>
+      </w:pPr>
+      <w:r>
+        <w:t xml:space="preserve">도윤: 올가의 「잘했어」는 대표님의 훈장 같은 거야, 축하해.</w:t>
+      </w:r>
+    </w:p>
+    <w:p>
+      <w:pPr>
+        <w:pStyle w:val="BodyText"/>
+      </w:pPr>
+      <w:r>
+        <w:t xml:space="preserve">알렉세이: 보냈어. 여섯 줄이었는데 올가 몫 한 줄 빼니 다섯 줄이 됐어.</w:t>
+      </w:r>
+    </w:p>
+    <w:p>
+      <w:pPr>
+        <w:pStyle w:val="BodyText"/>
+      </w:pPr>
+      <w:r>
+        <w:t xml:space="preserve">도윤: 대표님이 꼭 물으실 거야: 「볼코프가 뭐라고 답했나?」</w:t>
+      </w:r>
+    </w:p>
+    <w:p>
+      <w:pPr>
+        <w:pStyle w:val="BodyText"/>
+      </w:pPr>
+      <w:r>
+        <w:t xml:space="preserve">알렉세이: 아직 아무 답도 없어. 모스크바는 지금 아침 9시니까, 읽고 있겠지.</w:t>
       </w:r>
     </w:p>
     <w:bookmarkEnd w:id="36"/>
@@ -4756,15 +4756,15 @@
         <w:pStyle w:val="FirstParagraph"/>
       </w:pPr>
       <w:r>
-        <w:t xml:space="preserve">도윤: 메시지 두 개. 하나는 — 대표님. 다른 하나는 — 네가 샤워하는 동안 왔어. 볼코프한테서.</w:t>
-      </w:r>
-    </w:p>
-    <w:p>
-      <w:pPr>
-        <w:pStyle w:val="BodyText"/>
-      </w:pPr>
-      <w:r>
-        <w:t xml:space="preserve">알렉세이: 대표님 것부터.</w:t>
+        <w:t xml:space="preserve">도윤: 메시지가 두 개야. 하나는 대표님, 다른 하나는 네가 샤워하는 동안 볼코프한테서 왔어.</w:t>
+      </w:r>
+    </w:p>
+    <w:p>
+      <w:pPr>
+        <w:pStyle w:val="BodyText"/>
+      </w:pPr>
+      <w:r>
+        <w:t xml:space="preserve">알렉세이: 대표님 것부터 봐. 지금은 그게 훨씬 중요해.</w:t>
       </w:r>
     </w:p>
     <w:p>
@@ -4780,95 +4780,95 @@
         <w:pStyle w:val="BodyText"/>
       </w:pPr>
       <w:r>
-        <w:t xml:space="preserve">알렉세이: 먼저 — 발. 좋아. 볼코프는?</w:t>
-      </w:r>
-    </w:p>
-    <w:p>
-      <w:pPr>
-        <w:pStyle w:val="BodyText"/>
-      </w:pPr>
-      <w:r>
-        <w:t xml:space="preserve">도윤: 한 줄. 「접수했습니다. 제안은 11월 30일까지 유효합니다. 「받아들일 수 없다」도 — 가격입니다. 당신 가격을 말하십시오」.</w:t>
-      </w:r>
-    </w:p>
-    <w:p>
-      <w:pPr>
-        <w:pStyle w:val="BodyText"/>
-      </w:pPr>
-      <w:r>
-        <w:t xml:space="preserve">알렉세이: 「당신 가격을 말하라」. 올가는 부르지 말라고 했어.</w:t>
-      </w:r>
-    </w:p>
-    <w:p>
-      <w:pPr>
-        <w:pStyle w:val="BodyText"/>
-      </w:pPr>
-      <w:r>
-        <w:t xml:space="preserve">도윤: 넌 어떻게 생각해?</w:t>
-      </w:r>
-    </w:p>
-    <w:p>
-      <w:pPr>
-        <w:pStyle w:val="BodyText"/>
-      </w:pPr>
-      <w:r>
-        <w:t xml:space="preserve">알렉세이: 한 가지는 그 사람 말이 맞다고 생각해. 「받아들일 수 없다」도 — 가격이야. 다만 루블이 아니라.</w:t>
-      </w:r>
-    </w:p>
-    <w:p>
-      <w:pPr>
-        <w:pStyle w:val="BodyText"/>
-      </w:pPr>
-      <w:r>
-        <w:t xml:space="preserve">도윤: 그럼 뭘로?</w:t>
-      </w:r>
-    </w:p>
-    <w:p>
-      <w:pPr>
-        <w:pStyle w:val="BodyText"/>
-      </w:pPr>
-      <w:r>
-        <w:t xml:space="preserve">알렉세이: 이제 우리가 직접 뭔가를 생각해 내야 한다는 거로. 세 번째 길. 팔지도 않고 — 그대로 남지도 않는. 그대로는 이제 안 되니까: 이라는 지쳤고, 보리스는 사업에서 나가고, 볼코프는 계산기를 들고 기다려. 「받아들일 수 없다」는 답의 시작일 뿐이야. 답 전부가 아니라.</w:t>
-      </w:r>
-    </w:p>
-    <w:p>
-      <w:pPr>
-        <w:pStyle w:val="BodyText"/>
-      </w:pPr>
-      <w:r>
-        <w:t xml:space="preserve">도윤: 그래서 대표님이 너를 공정동으로 부르시는 거야. 나한테 하나 더 말씀하셨어. 그런데 아침 전엔 전하지 말라고 하셨어.</w:t>
-      </w:r>
-    </w:p>
-    <w:p>
-      <w:pPr>
-        <w:pStyle w:val="BodyText"/>
-      </w:pPr>
-      <w:r>
-        <w:t xml:space="preserve">알렉세이: 도윤…</w:t>
-      </w:r>
-    </w:p>
-    <w:p>
-      <w:pPr>
-        <w:pStyle w:val="BodyText"/>
-      </w:pPr>
-      <w:r>
-        <w:t xml:space="preserve">도윤: 안 전해. 나는 — 다리야. 다리는 서두르지 않아. 다리는 버텨.</w:t>
-      </w:r>
-    </w:p>
-    <w:p>
-      <w:pPr>
-        <w:pStyle w:val="BodyText"/>
-      </w:pPr>
-      <w:r>
-        <w:t xml:space="preserve">알렉세이: 그럼 잘 자, 다리.</w:t>
-      </w:r>
-    </w:p>
-    <w:p>
-      <w:pPr>
-        <w:pStyle w:val="BodyText"/>
-      </w:pPr>
-      <w:r>
-        <w:t xml:space="preserve">도윤: 잘 자, 다리야. 그리고 아침에 편한 신발 사. 모스크바 구두는 — 협상용이지, 공정동용이 아니야.</w:t>
+        <w:t xml:space="preserve">알렉세이: 먼저 발. 좋아. 그럼 볼코프는 뭐래?</w:t>
+      </w:r>
+    </w:p>
+    <w:p>
+      <w:pPr>
+        <w:pStyle w:val="BodyText"/>
+      </w:pPr>
+      <w:r>
+        <w:t xml:space="preserve">도윤: 한 줄이야: 「접수했습니다. 제안은 11월 30일까지 유효합니다. 「받아들일 수 없다」도 — 가격입니다. 당신 가격을 말하십시오」.</w:t>
+      </w:r>
+    </w:p>
+    <w:p>
+      <w:pPr>
+        <w:pStyle w:val="BodyText"/>
+      </w:pPr>
+      <w:r>
+        <w:t xml:space="preserve">알렉세이: 「당신 가격을 말하라」. 올가는 바로 가격을 부르면 안 된다고 했는데.</w:t>
+      </w:r>
+    </w:p>
+    <w:p>
+      <w:pPr>
+        <w:pStyle w:val="BodyText"/>
+      </w:pPr>
+      <w:r>
+        <w:t xml:space="preserve">도윤: 그럼 너 자신은 어떻게 생각해?</w:t>
+      </w:r>
+    </w:p>
+    <w:p>
+      <w:pPr>
+        <w:pStyle w:val="BodyText"/>
+      </w:pPr>
+      <w:r>
+        <w:t xml:space="preserve">알렉세이: 한 가지는 그 사람 말이 맞다고 생각해: 「받아들일 수 없다」도 가격이야. 다만 루블이 아니라.</w:t>
+      </w:r>
+    </w:p>
+    <w:p>
+      <w:pPr>
+        <w:pStyle w:val="BodyText"/>
+      </w:pPr>
+      <w:r>
+        <w:t xml:space="preserve">도윤: 루블이 아니면 뭘로?</w:t>
+      </w:r>
+    </w:p>
+    <w:p>
+      <w:pPr>
+        <w:pStyle w:val="BodyText"/>
+      </w:pPr>
+      <w:r>
+        <w:t xml:space="preserve">알렉세이: 이제 우리가 직접 뭔가, 세 번째 길을 생각해 내야 한다는 거로: 팔지도 않고, 그대로 남지도 않는. 그대로는 이제 안 되니까: 이라는 지쳤고, 보리스는 사업에서 나가고, 볼코프는 계산기를 들고 기다려. 「받아들일 수 없다」는 답의 시작일 뿐, 답 전부가 아니야.</w:t>
+      </w:r>
+    </w:p>
+    <w:p>
+      <w:pPr>
+        <w:pStyle w:val="BodyText"/>
+      </w:pPr>
+      <w:r>
+        <w:t xml:space="preserve">도윤: 그래서 대표님이 너를 공정동으로 부르시는 거야. 나한테 하나 더 말씀하셨는데, 아침 전엔 전하지 말라고 하셨어.</w:t>
+      </w:r>
+    </w:p>
+    <w:p>
+      <w:pPr>
+        <w:pStyle w:val="BodyText"/>
+      </w:pPr>
+      <w:r>
+        <w:t xml:space="preserve">알렉세이: 도윤, 힌트라도 좀…</w:t>
+      </w:r>
+    </w:p>
+    <w:p>
+      <w:pPr>
+        <w:pStyle w:val="BodyText"/>
+      </w:pPr>
+      <w:r>
+        <w:t xml:space="preserve">도윤: 안 전해. 나는 다리고, 다리는 서두르지 않아. 다리는 버텨.</w:t>
+      </w:r>
+    </w:p>
+    <w:p>
+      <w:pPr>
+        <w:pStyle w:val="BodyText"/>
+      </w:pPr>
+      <w:r>
+        <w:t xml:space="preserve">알렉세이: 그럼 잘 자, 다리. 오늘 고마웠어.</w:t>
+      </w:r>
+    </w:p>
+    <w:p>
+      <w:pPr>
+        <w:pStyle w:val="BodyText"/>
+      </w:pPr>
+      <w:r>
+        <w:t xml:space="preserve">도윤: 잘 자, 다리야. 그리고 아침에 편한 신발 사. 모스크바 구두는 협상용이지, 공정동용이 아니야.</w:t>
       </w:r>
     </w:p>
     <w:bookmarkEnd w:id="37"/>
